--- a/PRD-updated.docx
+++ b/PRD-updated.docx
@@ -2,7 +2,7 @@
 <file path=word/document.xml><?xml version="1.0" encoding="utf-8"?>
 <w:document xmlns:w="http://schemas.openxmlformats.org/wordprocessingml/2006/main" xmlns:m="http://schemas.openxmlformats.org/officeDocument/2006/math" xmlns:r="http://schemas.openxmlformats.org/officeDocument/2006/relationships" xmlns:o="urn:schemas-microsoft-com:office:office" xmlns:v="urn:schemas-microsoft-com:vml" xmlns:w10="urn:schemas-microsoft-com:office:word" xmlns:a="http://schemas.openxmlformats.org/drawingml/2006/main" xmlns:pic="http://schemas.openxmlformats.org/drawingml/2006/picture" xmlns:wp="http://schemas.openxmlformats.org/drawingml/2006/wordprocessingDrawing">
   <w:body>
-    <w:bookmarkStart w:id="54" w:name="X4124105218abde2f58959ba38406d704e8d86fd"/>
+    <w:bookmarkStart w:id="66" w:name="X4124105218abde2f58959ba38406d704e8d86fd"/>
     <w:p>
       <w:pPr>
         <w:pStyle w:val="Heading1"/>
@@ -408,6 +408,39 @@
       </w:r>
       <w:r>
         <w:t xml:space="preserve">- Modification date</w:t>
+      </w:r>
+      <w:r>
+        <w:t xml:space="preserve"> </w:t>
+      </w:r>
+      <w:r>
+        <w:t xml:space="preserve">-</w:t>
+      </w:r>
+      <w:r>
+        <w:t xml:space="preserve"> </w:t>
+      </w:r>
+      <w:r>
+        <w:rPr>
+          <w:b/>
+          <w:bCs/>
+        </w:rPr>
+        <w:t xml:space="preserve">“NEW”</w:t>
+      </w:r>
+      <w:r>
+        <w:rPr>
+          <w:b/>
+          <w:bCs/>
+        </w:rPr>
+        <w:t xml:space="preserve"> </w:t>
+      </w:r>
+      <w:r>
+        <w:rPr>
+          <w:b/>
+          <w:bCs/>
+        </w:rPr>
+        <w:t xml:space="preserve">badge</w:t>
+      </w:r>
+      <w:r>
+        <w:t xml:space="preserve">: Shown when file was created within the last 24 hours AND user has not opened it yet. Badge disappears once either condition is no longer met. Viewed state is persisted in localStorage.</w:t>
       </w:r>
     </w:p>
     <w:p>
@@ -925,7 +958,7 @@
         <w:t xml:space="preserve"> </w:t>
       </w:r>
       <w:r>
-        <w:t xml:space="preserve">‘my-document.pdf’</w:t>
+        <w:t xml:space="preserve">‘Image_[timestamp].pdf’</w:t>
       </w:r>
       <w:r>
         <w:t xml:space="preserve">, user can rename</w:t>
@@ -2206,7 +2239,7 @@
         <w:t xml:space="preserve"> </w:t>
       </w:r>
       <w:r>
-        <w:t xml:space="preserve">- File Naming based on type: IDCard_[date].pdf / Passport_[date].pdf / SinglePage_[date].pdf</w:t>
+        <w:t xml:space="preserve">- File Naming based on type: IDCard_[timestamp].pdf / Passport_[timestamp].pdf / SinglePage_[timestamp].pdf</w:t>
       </w:r>
       <w:r>
         <w:t xml:space="preserve"> </w:t>
@@ -2227,13 +2260,13 @@
         <w:t xml:space="preserve">User Flow:</w:t>
       </w:r>
     </w:p>
-    <w:bookmarkStart w:id="28" w:name="step-1-guide-page"/>
+    <w:bookmarkStart w:id="28" w:name="step-1-mode-select"/>
     <w:p>
       <w:pPr>
         <w:pStyle w:val="Heading3"/>
       </w:pPr>
       <w:r>
-        <w:t xml:space="preserve">Step 1: Guide Page</w:t>
+        <w:t xml:space="preserve">Step 1: Mode Select</w:t>
       </w:r>
     </w:p>
     <w:p>
@@ -2245,6 +2278,24 @@
         </w:numPr>
       </w:pPr>
       <w:r>
+        <w:t xml:space="preserve">Title:</w:t>
+      </w:r>
+      <w:r>
+        <w:t xml:space="preserve"> </w:t>
+      </w:r>
+      <w:r>
+        <w:t xml:space="preserve">“Mode Select”</w:t>
+      </w:r>
+    </w:p>
+    <w:p>
+      <w:pPr>
+        <w:pStyle w:val="Compact"/>
+        <w:numPr>
+          <w:ilvl w:val="0"/>
+          <w:numId w:val="1009"/>
+        </w:numPr>
+      </w:pPr>
+      <w:r>
         <w:t xml:space="preserve">Camera preview with overlay card showing mock ID card layout</w:t>
       </w:r>
     </w:p>
@@ -2372,6 +2423,18 @@
       </w:r>
       <w:r>
         <w:t xml:space="preserve">tabs to switch to Scan to PDF</w:t>
+      </w:r>
+    </w:p>
+    <w:p>
+      <w:pPr>
+        <w:pStyle w:val="Compact"/>
+        <w:numPr>
+          <w:ilvl w:val="0"/>
+          <w:numId w:val="1009"/>
+        </w:numPr>
+      </w:pPr>
+      <w:r>
+        <w:t xml:space="preserve">Back → returns to home</w:t>
       </w:r>
     </w:p>
     <w:bookmarkEnd w:id="28"/>
@@ -2453,7 +2516,14 @@
         </w:numPr>
       </w:pPr>
       <w:r>
-        <w:t xml:space="preserve">Album button available</w:t>
+        <w:rPr>
+          <w:b/>
+          <w:bCs/>
+        </w:rPr>
+        <w:t xml:space="preserve">Album button</w:t>
+      </w:r>
+      <w:r>
+        <w:t xml:space="preserve">: For ID Card / Passport modes (2-sided), opens a 2-image picker where user must select exactly 2 images (front and back). For Single Side mode, opens a single file picker.</w:t>
       </w:r>
     </w:p>
     <w:p>
@@ -2485,6 +2555,49 @@
       </w:r>
       <w:r>
         <w:t xml:space="preserve">: Scan/ID Card mode tabs hidden</w:t>
+      </w:r>
+    </w:p>
+    <w:p>
+      <w:pPr>
+        <w:pStyle w:val="Compact"/>
+        <w:numPr>
+          <w:ilvl w:val="0"/>
+          <w:numId w:val="1010"/>
+        </w:numPr>
+      </w:pPr>
+      <w:r>
+        <w:rPr>
+          <w:b/>
+          <w:bCs/>
+        </w:rPr>
+        <w:t xml:space="preserve">Back from capture (front captured, back not yet)</w:t>
+      </w:r>
+      <w:r>
+        <w:t xml:space="preserve">: Dialog:</w:t>
+      </w:r>
+      <w:r>
+        <w:t xml:space="preserve"> </w:t>
+      </w:r>
+      <w:r>
+        <w:t xml:space="preserve">“Discard photo?”</w:t>
+      </w:r>
+      <w:r>
+        <w:t xml:space="preserve"> </w:t>
+      </w:r>
+      <w:r>
+        <w:t xml:space="preserve">/</w:t>
+      </w:r>
+      <w:r>
+        <w:t xml:space="preserve"> </w:t>
+      </w:r>
+      <w:r>
+        <w:t xml:space="preserve">“Your captured front side photo will not be saved.”</w:t>
+      </w:r>
+      <w:r>
+        <w:t xml:space="preserve"> </w:t>
+      </w:r>
+      <w:r>
+        <w:t xml:space="preserve">/ [Cancel, Discard]</w:t>
       </w:r>
     </w:p>
     <w:bookmarkEnd w:id="29"/>
@@ -2668,13 +2781,13 @@
     </w:p>
     <w:bookmarkEnd w:id="32"/>
     <w:bookmarkEnd w:id="33"/>
-    <w:bookmarkStart w:id="37" w:name="pdf-to-image-include-long-image"/>
+    <w:bookmarkStart w:id="37" w:name="pdf-to-image"/>
     <w:p>
       <w:pPr>
         <w:pStyle w:val="Heading2"/>
       </w:pPr>
       <w:r>
-        <w:t xml:space="preserve">6. PDF to Image (Include Long Image)</w:t>
+        <w:t xml:space="preserve">6. PDF to Image</w:t>
       </w:r>
     </w:p>
     <w:p>
@@ -2682,28 +2795,7 @@
         <w:pStyle w:val="FirstParagraph"/>
       </w:pPr>
       <w:r>
-        <w:t xml:space="preserve">Two separate entry points:</w:t>
-      </w:r>
-      <w:r>
-        <w:t xml:space="preserve"> </w:t>
-      </w:r>
-      <w:r>
-        <w:t xml:space="preserve">“PDF to Image”</w:t>
-      </w:r>
-      <w:r>
-        <w:t xml:space="preserve"> </w:t>
-      </w:r>
-      <w:r>
-        <w:t xml:space="preserve">and</w:t>
-      </w:r>
-      <w:r>
-        <w:t xml:space="preserve"> </w:t>
-      </w:r>
-      <w:r>
-        <w:t xml:space="preserve">“PDF to Long Image”</w:t>
-      </w:r>
-      <w:r>
-        <w:t xml:space="preserve">.</w:t>
+        <w:t xml:space="preserve">Convert each page of a PDF into individual image files.</w:t>
       </w:r>
     </w:p>
     <w:p>
@@ -2737,13 +2829,19 @@
         <w:t xml:space="preserve"> </w:t>
       </w:r>
       <w:r>
-        <w:t xml:space="preserve">- Individual images: each page as separate JPEG/PNG</w:t>
-      </w:r>
-      <w:r>
-        <w:t xml:space="preserve"> </w:t>
-      </w:r>
-      <w:r>
-        <w:t xml:space="preserve">- Long image: all selected pages merged vertically</w:t>
+        <w:t xml:space="preserve">- Individual images: each page exported as a separate JPEG/PNG file</w:t>
+      </w:r>
+      <w:r>
+        <w:t xml:space="preserve"> </w:t>
+      </w:r>
+      <w:r>
+        <w:t xml:space="preserve">- User can select JPEG or PNG output format</w:t>
+      </w:r>
+      <w:r>
+        <w:t xml:space="preserve"> </w:t>
+      </w:r>
+      <w:r>
+        <w:t xml:space="preserve">- File Naming: “[OriginalName]_page[N].[ext]”</w:t>
       </w:r>
       <w:r>
         <w:t xml:space="preserve"> </w:t>
@@ -2940,7 +3038,7 @@
         <w:t xml:space="preserve"> </w:t>
       </w:r>
       <w:r>
-        <w:t xml:space="preserve">“Converted successfully!”</w:t>
+        <w:t xml:space="preserve">“Images Exported”</w:t>
       </w:r>
       <w:r>
         <w:t xml:space="preserve">, image count, format, save path</w:t>
@@ -2979,33 +3077,7 @@
         </w:numPr>
       </w:pPr>
       <w:r>
-        <w:rPr>
-          <w:b/>
-          <w:bCs/>
-        </w:rPr>
-        <w:t xml:space="preserve">Individual mode</w:t>
-      </w:r>
-      <w:r>
-        <w:t xml:space="preserve">: Open shows file list with thumbnails</w:t>
-      </w:r>
-    </w:p>
-    <w:p>
-      <w:pPr>
-        <w:pStyle w:val="Compact"/>
-        <w:numPr>
-          <w:ilvl w:val="0"/>
-          <w:numId w:val="1016"/>
-        </w:numPr>
-      </w:pPr>
-      <w:r>
-        <w:rPr>
-          <w:b/>
-          <w:bCs/>
-        </w:rPr>
-        <w:t xml:space="preserve">Long image mode</w:t>
-      </w:r>
-      <w:r>
-        <w:t xml:space="preserve">: Open shows full scrollable long image with Share button</w:t>
+        <w:t xml:space="preserve">Open shows file list with individual image thumbnails</w:t>
       </w:r>
     </w:p>
     <w:p>
@@ -3017,13 +3089,13 @@
     </w:p>
     <w:bookmarkEnd w:id="36"/>
     <w:bookmarkEnd w:id="37"/>
-    <w:bookmarkStart w:id="41" w:name="pdf-compress"/>
+    <w:bookmarkStart w:id="41" w:name="pdf-to-long-image"/>
     <w:p>
       <w:pPr>
         <w:pStyle w:val="Heading2"/>
       </w:pPr>
       <w:r>
-        <w:t xml:space="preserve">7. PDF Compress</w:t>
+        <w:t xml:space="preserve">7. PDF to Long Image</w:t>
       </w:r>
     </w:p>
     <w:p>
@@ -3031,7 +3103,7 @@
         <w:pStyle w:val="FirstParagraph"/>
       </w:pPr>
       <w:r>
-        <w:t xml:space="preserve">Reduce PDF file size while maintaining acceptable quality.</w:t>
+        <w:t xml:space="preserve">Convert selected pages of a PDF into a single vertically-stitched scrollable long image.</w:t>
       </w:r>
     </w:p>
     <w:p>
@@ -3065,19 +3137,25 @@
         <w:t xml:space="preserve"> </w:t>
       </w:r>
       <w:r>
-        <w:t xml:space="preserve">- Compressed PDF file</w:t>
-      </w:r>
-      <w:r>
-        <w:t xml:space="preserve"> </w:t>
-      </w:r>
-      <w:r>
-        <w:t xml:space="preserve">- File Naming: ’[OriginalName]_compressed.pdf’</w:t>
-      </w:r>
-      <w:r>
-        <w:t xml:space="preserve"> </w:t>
-      </w:r>
-      <w:r>
-        <w:t xml:space="preserve">- Output saved to: /storage/emulated/0/Documents/MXPlayer/PDF/</w:t>
+        <w:t xml:space="preserve">- Single long image: all selected pages merged vertically into one image file</w:t>
+      </w:r>
+      <w:r>
+        <w:t xml:space="preserve"> </w:t>
+      </w:r>
+      <w:r>
+        <w:t xml:space="preserve">- User can select JPEG or PNG output format</w:t>
+      </w:r>
+      <w:r>
+        <w:t xml:space="preserve"> </w:t>
+      </w:r>
+      <w:r>
+        <w:t xml:space="preserve">- File Naming: “[OriginalName]_longimage.[ext]”</w:t>
+      </w:r>
+      <w:r>
+        <w:t xml:space="preserve"> </w:t>
+      </w:r>
+      <w:r>
+        <w:t xml:space="preserve">- Output saved to: /storage/emulated/0/Pictures/MXPlayer/[OriginalName]/</w:t>
       </w:r>
     </w:p>
     <w:p>
@@ -3089,42 +3167,6 @@
           <w:b/>
           <w:bCs/>
         </w:rPr>
-        <w:t xml:space="preserve">Compression Levels:</w:t>
-      </w:r>
-      <w:r>
-        <w:t xml:space="preserve"> </w:t>
-      </w:r>
-      <w:r>
-        <w:t xml:space="preserve">- Small Size: Low quality, maximum compression (ratio ~0.25)</w:t>
-      </w:r>
-      <w:r>
-        <w:t xml:space="preserve"> </w:t>
-      </w:r>
-      <w:r>
-        <w:t xml:space="preserve">- Medium Size: Good quality, balanced (ratio ~0.45)</w:t>
-      </w:r>
-      <w:r>
-        <w:t xml:space="preserve"> </w:t>
-      </w:r>
-      <w:r>
-        <w:t xml:space="preserve">- Large Size: Best quality, minimal compression (ratio ~0.75)</w:t>
-      </w:r>
-      <w:r>
-        <w:t xml:space="preserve"> </w:t>
-      </w:r>
-      <w:r>
-        <w:t xml:space="preserve">- Default selection: Small Size</w:t>
-      </w:r>
-    </w:p>
-    <w:p>
-      <w:pPr>
-        <w:pStyle w:val="BodyText"/>
-      </w:pPr>
-      <w:r>
-        <w:rPr>
-          <w:b/>
-          <w:bCs/>
-        </w:rPr>
         <w:t xml:space="preserve">User Flow:</w:t>
       </w:r>
     </w:p>
@@ -3164,17 +3206,29 @@
         </w:numPr>
       </w:pPr>
       <w:r>
-        <w:t xml:space="preserve">Search bar + PDF file list with thumbnails, name, size, date</w:t>
+        <w:t xml:space="preserve">Search bar for filtering</w:t>
+      </w:r>
+    </w:p>
+    <w:p>
+      <w:pPr>
+        <w:pStyle w:val="Compact"/>
+        <w:numPr>
+          <w:ilvl w:val="0"/>
+          <w:numId w:val="1017"/>
+        </w:numPr>
+      </w:pPr>
+      <w:r>
+        <w:t xml:space="preserve">PDF file list with thumbnails, name, size, date</w:t>
       </w:r>
     </w:p>
     <w:bookmarkEnd w:id="38"/>
-    <w:bookmarkStart w:id="39" w:name="step-2-choose-level"/>
+    <w:bookmarkStart w:id="39" w:name="step-2-select-pages-1"/>
     <w:p>
       <w:pPr>
         <w:pStyle w:val="Heading3"/>
       </w:pPr>
       <w:r>
-        <w:t xml:space="preserve">Step 2: Choose Level</w:t>
+        <w:t xml:space="preserve">Step 2: Select Pages</w:t>
       </w:r>
     </w:p>
     <w:p>
@@ -3192,7 +3246,7 @@
         <w:t xml:space="preserve"> </w:t>
       </w:r>
       <w:r>
-        <w:t xml:space="preserve">“Compress PDF”</w:t>
+        <w:t xml:space="preserve">“Select Pages”</w:t>
       </w:r>
     </w:p>
     <w:p>
@@ -3204,7 +3258,7 @@
         </w:numPr>
       </w:pPr>
       <w:r>
-        <w:t xml:space="preserve">Three radio-style options with description</w:t>
+        <w:t xml:space="preserve">Page thumbnails in grid (3 columns) with real images</w:t>
       </w:r>
     </w:p>
     <w:p>
@@ -3216,23 +3270,53 @@
         </w:numPr>
       </w:pPr>
       <w:r>
-        <w:t xml:space="preserve">“Compress”</w:t>
-      </w:r>
-      <w:r>
-        <w:t xml:space="preserve"> </w:t>
-      </w:r>
-      <w:r>
-        <w:t xml:space="preserve">button at bottom</w:t>
+        <w:t xml:space="preserve">Select All checkbox in top bar</w:t>
+      </w:r>
+    </w:p>
+    <w:p>
+      <w:pPr>
+        <w:pStyle w:val="Compact"/>
+        <w:numPr>
+          <w:ilvl w:val="0"/>
+          <w:numId w:val="1018"/>
+        </w:numPr>
+      </w:pPr>
+      <w:r>
+        <w:t xml:space="preserve">Selected pages show order number badge</w:t>
+      </w:r>
+    </w:p>
+    <w:p>
+      <w:pPr>
+        <w:pStyle w:val="Compact"/>
+        <w:numPr>
+          <w:ilvl w:val="0"/>
+          <w:numId w:val="1018"/>
+        </w:numPr>
+      </w:pPr>
+      <w:r>
+        <w:t xml:space="preserve">Bottom bar: Format toggle (JPEG/PNG) +</w:t>
+      </w:r>
+      <w:r>
+        <w:t xml:space="preserve"> </w:t>
+      </w:r>
+      <w:r>
+        <w:t xml:space="preserve">“Convert (N)”</w:t>
+      </w:r>
+      <w:r>
+        <w:t xml:space="preserve"> </w:t>
+      </w:r>
+      <w:r>
+        <w:t xml:space="preserve">button</w:t>
       </w:r>
     </w:p>
     <w:bookmarkEnd w:id="39"/>
-    <w:bookmarkStart w:id="40" w:name="step-3-progress-done"/>
+    <w:bookmarkStart w:id="40" w:name="step-3-convert-done-1"/>
     <w:p>
       <w:pPr>
         <w:pStyle w:val="Heading3"/>
       </w:pPr>
       <w:r>
-        <w:t xml:space="preserve">Step 3: Progress → Done</w:t>
+        <w:t xml:space="preserve">Step 3: Convert → Done</w:t>
       </w:r>
     </w:p>
     <w:p>
@@ -3244,7 +3328,7 @@
         </w:numPr>
       </w:pPr>
       <w:r>
-        <w:t xml:space="preserve">Progress ring with ✓ on completion</w:t>
+        <w:t xml:space="preserve">Progress ring</w:t>
       </w:r>
     </w:p>
     <w:p>
@@ -3256,38 +3340,25 @@
         </w:numPr>
       </w:pPr>
       <w:r>
-        <w:rPr>
-          <w:b/>
-          <w:bCs/>
-        </w:rPr>
-        <w:t xml:space="preserve">If file already optimized</w:t>
-      </w:r>
-      <w:r>
-        <w:t xml:space="preserve"> </w:t>
-      </w:r>
-      <w:r>
-        <w:t xml:space="preserve">(reduction ≤ 1%): Green ✓,</w:t>
-      </w:r>
-      <w:r>
-        <w:t xml:space="preserve"> </w:t>
-      </w:r>
-      <w:r>
-        <w:t xml:space="preserve">“Already optimized”</w:t>
-      </w:r>
-      <w:r>
-        <w:t xml:space="preserve">, file info,</w:t>
-      </w:r>
-      <w:r>
-        <w:t xml:space="preserve"> </w:t>
-      </w:r>
-      <w:r>
-        <w:t xml:space="preserve">“Done”</w:t>
-      </w:r>
-      <w:r>
-        <w:t xml:space="preserve"> </w:t>
-      </w:r>
-      <w:r>
-        <w:t xml:space="preserve">button</w:t>
+        <w:t xml:space="preserve">Done page shows: ✓,</w:t>
+      </w:r>
+      <w:r>
+        <w:t xml:space="preserve"> </w:t>
+      </w:r>
+      <w:r>
+        <w:t xml:space="preserve">“Images Exported”</w:t>
+      </w:r>
+      <w:r>
+        <w:t xml:space="preserve">,</w:t>
+      </w:r>
+      <w:r>
+        <w:t xml:space="preserve"> </w:t>
+      </w:r>
+      <w:r>
+        <w:t xml:space="preserve">“1 long image”</w:t>
+      </w:r>
+      <w:r>
+        <w:t xml:space="preserve">, format, save path</w:t>
       </w:r>
     </w:p>
     <w:p>
@@ -3299,23 +3370,7 @@
         </w:numPr>
       </w:pPr>
       <w:r>
-        <w:rPr>
-          <w:b/>
-          <w:bCs/>
-        </w:rPr>
-        <w:t xml:space="preserve">If compressed</w:t>
-      </w:r>
-      <w:r>
-        <w:t xml:space="preserve">: ✓,</w:t>
-      </w:r>
-      <w:r>
-        <w:t xml:space="preserve"> </w:t>
-      </w:r>
-      <w:r>
-        <w:t xml:space="preserve">“Reduced by XX%”</w:t>
-      </w:r>
-      <w:r>
-        <w:t xml:space="preserve">, size comparison, file name, path, Share/Open buttons</w:t>
+        <w:t xml:space="preserve">Preview of the long image (scrollable thumbnail)</w:t>
       </w:r>
     </w:p>
     <w:p>
@@ -3327,7 +3382,31 @@
         </w:numPr>
       </w:pPr>
       <w:r>
-        <w:t xml:space="preserve">Open shows mock PDF page preview</w:t>
+        <w:t xml:space="preserve">Share and Open buttons</w:t>
+      </w:r>
+    </w:p>
+    <w:p>
+      <w:pPr>
+        <w:pStyle w:val="Compact"/>
+        <w:numPr>
+          <w:ilvl w:val="0"/>
+          <w:numId w:val="1019"/>
+        </w:numPr>
+      </w:pPr>
+      <w:r>
+        <w:t xml:space="preserve">Open shows full scrollable long image with Share button</w:t>
+      </w:r>
+    </w:p>
+    <w:p>
+      <w:pPr>
+        <w:pStyle w:val="Compact"/>
+        <w:numPr>
+          <w:ilvl w:val="0"/>
+          <w:numId w:val="1019"/>
+        </w:numPr>
+      </w:pPr>
+      <w:r>
+        <w:t xml:space="preserve">Back from long image preview returns to home</w:t>
       </w:r>
     </w:p>
     <w:p>
@@ -3339,13 +3418,13 @@
     </w:p>
     <w:bookmarkEnd w:id="40"/>
     <w:bookmarkEnd w:id="41"/>
-    <w:bookmarkStart w:id="45" w:name="pdf-merge"/>
+    <w:bookmarkStart w:id="45" w:name="pdf-compress"/>
     <w:p>
       <w:pPr>
         <w:pStyle w:val="Heading2"/>
       </w:pPr>
       <w:r>
-        <w:t xml:space="preserve">8. PDF Merge</w:t>
+        <w:t xml:space="preserve">8. PDF Compress</w:t>
       </w:r>
     </w:p>
     <w:p>
@@ -3353,7 +3432,7 @@
         <w:pStyle w:val="FirstParagraph"/>
       </w:pPr>
       <w:r>
-        <w:t xml:space="preserve">Combine multiple PDF files into one.</w:t>
+        <w:t xml:space="preserve">Reduce PDF file size while maintaining acceptable quality.</w:t>
       </w:r>
     </w:p>
     <w:p>
@@ -3371,13 +3450,35 @@
         <w:t xml:space="preserve"> </w:t>
       </w:r>
       <w:r>
-        <w:t xml:space="preserve">- Minimum: 2 PDF files</w:t>
-      </w:r>
-      <w:r>
-        <w:t xml:space="preserve"> </w:t>
-      </w:r>
-      <w:r>
-        <w:t xml:space="preserve">- Maximum: TBC</w:t>
+        <w:t xml:space="preserve">PDF file from device storage</w:t>
+      </w:r>
+      <w:r>
+        <w:t xml:space="preserve"> </w:t>
+      </w:r>
+      <w:r>
+        <w:rPr>
+          <w:b/>
+          <w:bCs/>
+        </w:rPr>
+        <w:t xml:space="preserve">Output:</w:t>
+      </w:r>
+      <w:r>
+        <w:t xml:space="preserve"> </w:t>
+      </w:r>
+      <w:r>
+        <w:t xml:space="preserve">- Compressed PDF file</w:t>
+      </w:r>
+      <w:r>
+        <w:t xml:space="preserve"> </w:t>
+      </w:r>
+      <w:r>
+        <w:t xml:space="preserve">- File Naming: ’[OriginalName]_compressed.pdf’</w:t>
+      </w:r>
+      <w:r>
+        <w:t xml:space="preserve"> </w:t>
+      </w:r>
+      <w:r>
+        <w:t xml:space="preserve">- Output saved to: /storage/emulated/0/Documents/MXPlayer/PDF/</w:t>
       </w:r>
     </w:p>
     <w:p>
@@ -3389,34 +3490,31 @@
           <w:b/>
           <w:bCs/>
         </w:rPr>
-        <w:t xml:space="preserve">Output:</w:t>
-      </w:r>
-      <w:r>
-        <w:t xml:space="preserve"> </w:t>
-      </w:r>
-      <w:r>
-        <w:t xml:space="preserve">- Single merged PDF</w:t>
-      </w:r>
-      <w:r>
-        <w:t xml:space="preserve"> </w:t>
-      </w:r>
-      <w:r>
-        <w:t xml:space="preserve">- File Naming: Default</w:t>
-      </w:r>
-      <w:r>
-        <w:t xml:space="preserve"> </w:t>
-      </w:r>
-      <w:r>
-        <w:t xml:space="preserve">‘Merged_[timestamp].pdf’</w:t>
-      </w:r>
-      <w:r>
-        <w:t xml:space="preserve">, user can rename</w:t>
-      </w:r>
-      <w:r>
-        <w:t xml:space="preserve"> </w:t>
-      </w:r>
-      <w:r>
-        <w:t xml:space="preserve">- Output saved to: /storage/emulated/0/Documents/MXPlayer/PDF/</w:t>
+        <w:t xml:space="preserve">Compression Levels:</w:t>
+      </w:r>
+      <w:r>
+        <w:t xml:space="preserve"> </w:t>
+      </w:r>
+      <w:r>
+        <w:t xml:space="preserve">- Small Size: Low quality, maximum compression (ratio ~0.25)</w:t>
+      </w:r>
+      <w:r>
+        <w:t xml:space="preserve"> </w:t>
+      </w:r>
+      <w:r>
+        <w:t xml:space="preserve">- Medium Size: Good quality, balanced (ratio ~0.45)</w:t>
+      </w:r>
+      <w:r>
+        <w:t xml:space="preserve"> </w:t>
+      </w:r>
+      <w:r>
+        <w:t xml:space="preserve">- Large Size: Best quality, minimal compression (ratio ~0.75)</w:t>
+      </w:r>
+      <w:r>
+        <w:t xml:space="preserve"> </w:t>
+      </w:r>
+      <w:r>
+        <w:t xml:space="preserve">- Default selection: Small Size</w:t>
       </w:r>
     </w:p>
     <w:p>
@@ -3431,13 +3529,13 @@
         <w:t xml:space="preserve">User Flow:</w:t>
       </w:r>
     </w:p>
-    <w:bookmarkStart w:id="42" w:name="step-1-select-files"/>
+    <w:bookmarkStart w:id="42" w:name="step-1-select-file-2"/>
     <w:p>
       <w:pPr>
         <w:pStyle w:val="Heading3"/>
       </w:pPr>
       <w:r>
-        <w:t xml:space="preserve">Step 1: Select Files</w:t>
+        <w:t xml:space="preserve">Step 1: Select File</w:t>
       </w:r>
     </w:p>
     <w:p>
@@ -3455,7 +3553,7 @@
         <w:t xml:space="preserve"> </w:t>
       </w:r>
       <w:r>
-        <w:t xml:space="preserve">“Select Files”</w:t>
+        <w:t xml:space="preserve">“Select File”</w:t>
       </w:r>
     </w:p>
     <w:p>
@@ -3467,47 +3565,17 @@
         </w:numPr>
       </w:pPr>
       <w:r>
-        <w:t xml:space="preserve">Search bar + PDF file list with styled thumbnails, name, size, date</w:t>
-      </w:r>
-    </w:p>
-    <w:p>
-      <w:pPr>
-        <w:pStyle w:val="Compact"/>
-        <w:numPr>
-          <w:ilvl w:val="0"/>
-          <w:numId w:val="1020"/>
-        </w:numPr>
-      </w:pPr>
-      <w:r>
-        <w:t xml:space="preserve">Checkbox selection, Select All in top bar</w:t>
-      </w:r>
-    </w:p>
-    <w:p>
-      <w:pPr>
-        <w:pStyle w:val="Compact"/>
-        <w:numPr>
-          <w:ilvl w:val="0"/>
-          <w:numId w:val="1020"/>
-        </w:numPr>
-      </w:pPr>
-      <w:r>
-        <w:t xml:space="preserve">“Next (N)”</w:t>
-      </w:r>
-      <w:r>
-        <w:t xml:space="preserve"> </w:t>
-      </w:r>
-      <w:r>
-        <w:t xml:space="preserve">button at bottom (enabled when ≥ 2 selected)</w:t>
+        <w:t xml:space="preserve">Search bar + PDF file list with thumbnails, name, size, date</w:t>
       </w:r>
     </w:p>
     <w:bookmarkEnd w:id="42"/>
-    <w:bookmarkStart w:id="43" w:name="step-2-reorder"/>
+    <w:bookmarkStart w:id="43" w:name="step-2-choose-level"/>
     <w:p>
       <w:pPr>
         <w:pStyle w:val="Heading3"/>
       </w:pPr>
       <w:r>
-        <w:t xml:space="preserve">Step 2: Reorder</w:t>
+        <w:t xml:space="preserve">Step 2: Choose Level</w:t>
       </w:r>
     </w:p>
     <w:p>
@@ -3525,7 +3593,7 @@
         <w:t xml:space="preserve"> </w:t>
       </w:r>
       <w:r>
-        <w:t xml:space="preserve">“Merge PDF”</w:t>
+        <w:t xml:space="preserve">“Compress PDF”</w:t>
       </w:r>
     </w:p>
     <w:p>
@@ -3537,13 +3605,7 @@
         </w:numPr>
       </w:pPr>
       <w:r>
-        <w:t xml:space="preserve">Hint:</w:t>
-      </w:r>
-      <w:r>
-        <w:t xml:space="preserve"> </w:t>
-      </w:r>
-      <w:r>
-        <w:t xml:space="preserve">“Drag to reorder”</w:t>
+        <w:t xml:space="preserve">Three radio-style options with description</w:t>
       </w:r>
     </w:p>
     <w:p>
@@ -3555,53 +3617,7 @@
         </w:numPr>
       </w:pPr>
       <w:r>
-        <w:t xml:space="preserve">File list with: red circle minus (−) delete button on left, thumbnail, file info, drag handle (☰) on right</w:t>
-      </w:r>
-    </w:p>
-    <w:p>
-      <w:pPr>
-        <w:pStyle w:val="Compact"/>
-        <w:numPr>
-          <w:ilvl w:val="0"/>
-          <w:numId w:val="1021"/>
-        </w:numPr>
-      </w:pPr>
-      <w:r>
-        <w:rPr>
-          <w:b/>
-          <w:bCs/>
-        </w:rPr>
-        <w:t xml:space="preserve">“+ Add PDF”</w:t>
-      </w:r>
-      <w:r>
-        <w:t xml:space="preserve"> </w:t>
-      </w:r>
-      <w:r>
-        <w:t xml:space="preserve">item at bottom of list (dashed border) to go back and add more files</w:t>
-      </w:r>
-    </w:p>
-    <w:p>
-      <w:pPr>
-        <w:pStyle w:val="Compact"/>
-        <w:numPr>
-          <w:ilvl w:val="0"/>
-          <w:numId w:val="1021"/>
-        </w:numPr>
-      </w:pPr>
-      <w:r>
-        <w:t xml:space="preserve">Deleting a file syncs the selection state</w:t>
-      </w:r>
-    </w:p>
-    <w:p>
-      <w:pPr>
-        <w:pStyle w:val="Compact"/>
-        <w:numPr>
-          <w:ilvl w:val="0"/>
-          <w:numId w:val="1021"/>
-        </w:numPr>
-      </w:pPr>
-      <w:r>
-        <w:t xml:space="preserve">“Merge (N)”</w:t>
+        <w:t xml:space="preserve">“Compress”</w:t>
       </w:r>
       <w:r>
         <w:t xml:space="preserve"> </w:t>
@@ -3610,26 +3626,14 @@
         <w:t xml:space="preserve">button at bottom</w:t>
       </w:r>
     </w:p>
-    <w:p>
-      <w:pPr>
-        <w:pStyle w:val="Compact"/>
-        <w:numPr>
-          <w:ilvl w:val="0"/>
-          <w:numId w:val="1021"/>
-        </w:numPr>
-      </w:pPr>
-      <w:r>
-        <w:t xml:space="preserve">Tap Merge → name the PDF in bottom sheet → progress</w:t>
-      </w:r>
-    </w:p>
     <w:bookmarkEnd w:id="43"/>
-    <w:bookmarkStart w:id="44" w:name="step-3-done"/>
+    <w:bookmarkStart w:id="44" w:name="step-3-progress-done"/>
     <w:p>
       <w:pPr>
         <w:pStyle w:val="Heading3"/>
       </w:pPr>
       <w:r>
-        <w:t xml:space="preserve">Step 3: Done</w:t>
+        <w:t xml:space="preserve">Step 3: Progress → Done</w:t>
       </w:r>
     </w:p>
     <w:p>
@@ -3641,16 +3645,7 @@
         </w:numPr>
       </w:pPr>
       <w:r>
-        <w:t xml:space="preserve">✓,</w:t>
-      </w:r>
-      <w:r>
-        <w:t xml:space="preserve"> </w:t>
-      </w:r>
-      <w:r>
-        <w:t xml:space="preserve">“Merged successfully!”</w:t>
-      </w:r>
-      <w:r>
-        <w:t xml:space="preserve">, PDF thumbnail, file name, path</w:t>
+        <w:t xml:space="preserve">Progress ring with ✓ on completion</w:t>
       </w:r>
     </w:p>
     <w:p>
@@ -3662,7 +3657,38 @@
         </w:numPr>
       </w:pPr>
       <w:r>
-        <w:t xml:space="preserve">Share/Open buttons</w:t>
+        <w:rPr>
+          <w:b/>
+          <w:bCs/>
+        </w:rPr>
+        <w:t xml:space="preserve">If file already optimized</w:t>
+      </w:r>
+      <w:r>
+        <w:t xml:space="preserve"> </w:t>
+      </w:r>
+      <w:r>
+        <w:t xml:space="preserve">(reduction ≤ 1%): Green ✓,</w:t>
+      </w:r>
+      <w:r>
+        <w:t xml:space="preserve"> </w:t>
+      </w:r>
+      <w:r>
+        <w:t xml:space="preserve">“Already optimized”</w:t>
+      </w:r>
+      <w:r>
+        <w:t xml:space="preserve">, file info,</w:t>
+      </w:r>
+      <w:r>
+        <w:t xml:space="preserve"> </w:t>
+      </w:r>
+      <w:r>
+        <w:t xml:space="preserve">“Done”</w:t>
+      </w:r>
+      <w:r>
+        <w:t xml:space="preserve"> </w:t>
+      </w:r>
+      <w:r>
+        <w:t xml:space="preserve">button</w:t>
       </w:r>
     </w:p>
     <w:p>
@@ -3674,7 +3700,35 @@
         </w:numPr>
       </w:pPr>
       <w:r>
-        <w:t xml:space="preserve">Open shows multi-page mock PDF preview</w:t>
+        <w:rPr>
+          <w:b/>
+          <w:bCs/>
+        </w:rPr>
+        <w:t xml:space="preserve">If compressed</w:t>
+      </w:r>
+      <w:r>
+        <w:t xml:space="preserve">: ✓,</w:t>
+      </w:r>
+      <w:r>
+        <w:t xml:space="preserve"> </w:t>
+      </w:r>
+      <w:r>
+        <w:t xml:space="preserve">“Reduced by XX%”</w:t>
+      </w:r>
+      <w:r>
+        <w:t xml:space="preserve">, size comparison, file name, path, Share/Open buttons</w:t>
+      </w:r>
+    </w:p>
+    <w:p>
+      <w:pPr>
+        <w:pStyle w:val="Compact"/>
+        <w:numPr>
+          <w:ilvl w:val="0"/>
+          <w:numId w:val="1022"/>
+        </w:numPr>
+      </w:pPr>
+      <w:r>
+        <w:t xml:space="preserve">Open shows mock PDF page preview</w:t>
       </w:r>
     </w:p>
     <w:p>
@@ -3686,13 +3740,13 @@
     </w:p>
     <w:bookmarkEnd w:id="44"/>
     <w:bookmarkEnd w:id="45"/>
-    <w:bookmarkStart w:id="49" w:name="pdf-extract-formerly-split"/>
+    <w:bookmarkStart w:id="49" w:name="pdf-merge"/>
     <w:p>
       <w:pPr>
         <w:pStyle w:val="Heading2"/>
       </w:pPr>
       <w:r>
-        <w:t xml:space="preserve">9. PDF Extract (formerly Split)</w:t>
+        <w:t xml:space="preserve">9. PDF Merge</w:t>
       </w:r>
     </w:p>
     <w:p>
@@ -3700,7 +3754,7 @@
         <w:pStyle w:val="FirstParagraph"/>
       </w:pPr>
       <w:r>
-        <w:t xml:space="preserve">Extract specific pages from a PDF file to create a new PDF document.</w:t>
+        <w:t xml:space="preserve">Combine multiple PDF files into one.</w:t>
       </w:r>
     </w:p>
     <w:p>
@@ -3718,11 +3772,19 @@
         <w:t xml:space="preserve"> </w:t>
       </w:r>
       <w:r>
-        <w:t xml:space="preserve">Single PDF file</w:t>
-      </w:r>
-      <w:r>
-        <w:t xml:space="preserve"> </w:t>
-      </w:r>
+        <w:t xml:space="preserve">- Minimum: 2 PDF files</w:t>
+      </w:r>
+      <w:r>
+        <w:t xml:space="preserve"> </w:t>
+      </w:r>
+      <w:r>
+        <w:t xml:space="preserve">- Maximum: TBC</w:t>
+      </w:r>
+    </w:p>
+    <w:p>
+      <w:pPr>
+        <w:pStyle w:val="BodyText"/>
+      </w:pPr>
       <w:r>
         <w:rPr>
           <w:b/>
@@ -3734,13 +3796,22 @@
         <w:t xml:space="preserve"> </w:t>
       </w:r>
       <w:r>
-        <w:t xml:space="preserve">- Single PDF with selected pages (in original page order)</w:t>
-      </w:r>
-      <w:r>
-        <w:t xml:space="preserve"> </w:t>
-      </w:r>
-      <w:r>
-        <w:t xml:space="preserve">- File Naming: ’[OriginalName]_p[pages].pdf’</w:t>
+        <w:t xml:space="preserve">- Single merged PDF</w:t>
+      </w:r>
+      <w:r>
+        <w:t xml:space="preserve"> </w:t>
+      </w:r>
+      <w:r>
+        <w:t xml:space="preserve">- File Naming: Default</w:t>
+      </w:r>
+      <w:r>
+        <w:t xml:space="preserve"> </w:t>
+      </w:r>
+      <w:r>
+        <w:t xml:space="preserve">‘Merged_[timestamp].pdf’</w:t>
+      </w:r>
+      <w:r>
+        <w:t xml:space="preserve">, user can rename</w:t>
       </w:r>
       <w:r>
         <w:t xml:space="preserve"> </w:t>
@@ -3761,13 +3832,13 @@
         <w:t xml:space="preserve">User Flow:</w:t>
       </w:r>
     </w:p>
-    <w:bookmarkStart w:id="46" w:name="step-1-select-file-2"/>
+    <w:bookmarkStart w:id="46" w:name="step-1-select-files"/>
     <w:p>
       <w:pPr>
         <w:pStyle w:val="Heading3"/>
       </w:pPr>
       <w:r>
-        <w:t xml:space="preserve">Step 1: Select File</w:t>
+        <w:t xml:space="preserve">Step 1: Select Files</w:t>
       </w:r>
     </w:p>
     <w:p>
@@ -3785,7 +3856,7 @@
         <w:t xml:space="preserve"> </w:t>
       </w:r>
       <w:r>
-        <w:t xml:space="preserve">“Select File”</w:t>
+        <w:t xml:space="preserve">“Select Files”</w:t>
       </w:r>
     </w:p>
     <w:p>
@@ -3797,17 +3868,47 @@
         </w:numPr>
       </w:pPr>
       <w:r>
-        <w:t xml:space="preserve">Search bar + PDF file list with thumbnails, name, size, date, page count</w:t>
+        <w:t xml:space="preserve">Search bar + PDF file list with styled thumbnails, name, size, date</w:t>
+      </w:r>
+    </w:p>
+    <w:p>
+      <w:pPr>
+        <w:pStyle w:val="Compact"/>
+        <w:numPr>
+          <w:ilvl w:val="0"/>
+          <w:numId w:val="1023"/>
+        </w:numPr>
+      </w:pPr>
+      <w:r>
+        <w:t xml:space="preserve">Checkbox selection, Select All in top bar</w:t>
+      </w:r>
+    </w:p>
+    <w:p>
+      <w:pPr>
+        <w:pStyle w:val="Compact"/>
+        <w:numPr>
+          <w:ilvl w:val="0"/>
+          <w:numId w:val="1023"/>
+        </w:numPr>
+      </w:pPr>
+      <w:r>
+        <w:t xml:space="preserve">“Next (N)”</w:t>
+      </w:r>
+      <w:r>
+        <w:t xml:space="preserve"> </w:t>
+      </w:r>
+      <w:r>
+        <w:t xml:space="preserve">button at bottom (enabled when ≥ 2 selected)</w:t>
       </w:r>
     </w:p>
     <w:bookmarkEnd w:id="46"/>
-    <w:bookmarkStart w:id="47" w:name="step-2-select-pages-1"/>
+    <w:bookmarkStart w:id="47" w:name="step-2-reorder"/>
     <w:p>
       <w:pPr>
         <w:pStyle w:val="Heading3"/>
       </w:pPr>
       <w:r>
-        <w:t xml:space="preserve">Step 2: Select Pages</w:t>
+        <w:t xml:space="preserve">Step 2: Reorder</w:t>
       </w:r>
     </w:p>
     <w:p>
@@ -3825,7 +3926,7 @@
         <w:t xml:space="preserve"> </w:t>
       </w:r>
       <w:r>
-        <w:t xml:space="preserve">“Select Pages”</w:t>
+        <w:t xml:space="preserve">“Merge PDF”</w:t>
       </w:r>
     </w:p>
     <w:p>
@@ -3837,7 +3938,13 @@
         </w:numPr>
       </w:pPr>
       <w:r>
-        <w:t xml:space="preserve">Page thumbnails in grid (3 columns) with real images</w:t>
+        <w:t xml:space="preserve">Hint:</w:t>
+      </w:r>
+      <w:r>
+        <w:t xml:space="preserve"> </w:t>
+      </w:r>
+      <w:r>
+        <w:t xml:space="preserve">“Drag to reorder”</w:t>
       </w:r>
     </w:p>
     <w:p>
@@ -3849,7 +3956,7 @@
         </w:numPr>
       </w:pPr>
       <w:r>
-        <w:t xml:space="preserve">Selected pages show ✓ checkmark (no order number — pages are always in original order)</w:t>
+        <w:t xml:space="preserve">File list with: red circle minus (−) delete button on left, thumbnail, file info, drag handle (☰) on right</w:t>
       </w:r>
     </w:p>
     <w:p>
@@ -3861,7 +3968,17 @@
         </w:numPr>
       </w:pPr>
       <w:r>
-        <w:t xml:space="preserve">Select All checkbox in top bar</w:t>
+        <w:rPr>
+          <w:b/>
+          <w:bCs/>
+        </w:rPr>
+        <w:t xml:space="preserve">“+ Add PDF”</w:t>
+      </w:r>
+      <w:r>
+        <w:t xml:space="preserve"> </w:t>
+      </w:r>
+      <w:r>
+        <w:t xml:space="preserve">item at bottom of list (dashed border) to go back and add more files</w:t>
       </w:r>
     </w:p>
     <w:p>
@@ -3873,7 +3990,7 @@
         </w:numPr>
       </w:pPr>
       <w:r>
-        <w:t xml:space="preserve">Page number shown at bottom of each thumbnail</w:t>
+        <w:t xml:space="preserve">Deleting a file syncs the selection state</w:t>
       </w:r>
     </w:p>
     <w:p>
@@ -3885,7 +4002,7 @@
         </w:numPr>
       </w:pPr>
       <w:r>
-        <w:t xml:space="preserve">“Extract (N pages)”</w:t>
+        <w:t xml:space="preserve">“Merge (N)”</w:t>
       </w:r>
       <w:r>
         <w:t xml:space="preserve"> </w:t>
@@ -3894,14 +4011,26 @@
         <w:t xml:space="preserve">button at bottom</w:t>
       </w:r>
     </w:p>
+    <w:p>
+      <w:pPr>
+        <w:pStyle w:val="Compact"/>
+        <w:numPr>
+          <w:ilvl w:val="0"/>
+          <w:numId w:val="1024"/>
+        </w:numPr>
+      </w:pPr>
+      <w:r>
+        <w:t xml:space="preserve">Tap Merge → name the PDF in bottom sheet → progress</w:t>
+      </w:r>
+    </w:p>
     <w:bookmarkEnd w:id="47"/>
-    <w:bookmarkStart w:id="48" w:name="step-3-progress-done-1"/>
+    <w:bookmarkStart w:id="48" w:name="step-3-done"/>
     <w:p>
       <w:pPr>
         <w:pStyle w:val="Heading3"/>
       </w:pPr>
       <w:r>
-        <w:t xml:space="preserve">Step 3: Progress → Done</w:t>
+        <w:t xml:space="preserve">Step 3: Done</w:t>
       </w:r>
     </w:p>
     <w:p>
@@ -3913,7 +4042,16 @@
         </w:numPr>
       </w:pPr>
       <w:r>
-        <w:t xml:space="preserve">Progress ring</w:t>
+        <w:t xml:space="preserve">✓,</w:t>
+      </w:r>
+      <w:r>
+        <w:t xml:space="preserve"> </w:t>
+      </w:r>
+      <w:r>
+        <w:t xml:space="preserve">“Merged successfully!”</w:t>
+      </w:r>
+      <w:r>
+        <w:t xml:space="preserve">, PDF thumbnail, file name, path</w:t>
       </w:r>
     </w:p>
     <w:p>
@@ -3925,16 +4063,7 @@
         </w:numPr>
       </w:pPr>
       <w:r>
-        <w:t xml:space="preserve">Done page: ✓,</w:t>
-      </w:r>
-      <w:r>
-        <w:t xml:space="preserve"> </w:t>
-      </w:r>
-      <w:r>
-        <w:t xml:space="preserve">“Extracted successfully!”</w:t>
-      </w:r>
-      <w:r>
-        <w:t xml:space="preserve">, PDF thumbnail, file name, path</w:t>
+        <w:t xml:space="preserve">Share/Open buttons</w:t>
       </w:r>
     </w:p>
     <w:p>
@@ -3946,19 +4075,7 @@
         </w:numPr>
       </w:pPr>
       <w:r>
-        <w:t xml:space="preserve">Share/Open buttons</w:t>
-      </w:r>
-    </w:p>
-    <w:p>
-      <w:pPr>
-        <w:pStyle w:val="Compact"/>
-        <w:numPr>
-          <w:ilvl w:val="0"/>
-          <w:numId w:val="1025"/>
-        </w:numPr>
-      </w:pPr>
-      <w:r>
-        <w:t xml:space="preserve">Open shows selected pages as scrollable image preview</w:t>
+        <w:t xml:space="preserve">Open shows multi-page mock PDF preview</w:t>
       </w:r>
     </w:p>
     <w:p>
@@ -3970,13 +4087,13 @@
     </w:p>
     <w:bookmarkEnd w:id="48"/>
     <w:bookmarkEnd w:id="49"/>
-    <w:bookmarkStart w:id="50" w:name="processing-cancel-operation"/>
+    <w:bookmarkStart w:id="53" w:name="pdf-extract-formerly-split"/>
     <w:p>
       <w:pPr>
         <w:pStyle w:val="Heading2"/>
       </w:pPr>
       <w:r>
-        <w:t xml:space="preserve">10. Processing Cancel Operation</w:t>
+        <w:t xml:space="preserve">10. PDF Extract (formerly Split)</w:t>
       </w:r>
     </w:p>
     <w:p>
@@ -3984,17 +4101,7 @@
         <w:pStyle w:val="FirstParagraph"/>
       </w:pPr>
       <w:r>
-        <w:rPr>
-          <w:b/>
-          <w:bCs/>
-        </w:rPr>
-        <w:t xml:space="preserve">Applies to:</w:t>
-      </w:r>
-      <w:r>
-        <w:t xml:space="preserve"> </w:t>
-      </w:r>
-      <w:r>
-        <w:t xml:space="preserve">All PDF processing features</w:t>
+        <w:t xml:space="preserve">Extract specific pages from a PDF file to create a new PDF document.</w:t>
       </w:r>
     </w:p>
     <w:p>
@@ -4006,19 +4113,288 @@
           <w:b/>
           <w:bCs/>
         </w:rPr>
-        <w:t xml:space="preserve">Behavior:</w:t>
-      </w:r>
-      <w:r>
-        <w:t xml:space="preserve"> </w:t>
-      </w:r>
-      <w:r>
-        <w:t xml:space="preserve">If the user presses the back button/gesture during processing or editing:</w:t>
-      </w:r>
-      <w:r>
-        <w:t xml:space="preserve"> </w:t>
-      </w:r>
-      <w:r>
-        <w:t xml:space="preserve">- Confirmation dialog appears</w:t>
+        <w:t xml:space="preserve">Input:</w:t>
+      </w:r>
+      <w:r>
+        <w:t xml:space="preserve"> </w:t>
+      </w:r>
+      <w:r>
+        <w:t xml:space="preserve">Single PDF file</w:t>
+      </w:r>
+      <w:r>
+        <w:t xml:space="preserve"> </w:t>
+      </w:r>
+      <w:r>
+        <w:rPr>
+          <w:b/>
+          <w:bCs/>
+        </w:rPr>
+        <w:t xml:space="preserve">Output:</w:t>
+      </w:r>
+      <w:r>
+        <w:t xml:space="preserve"> </w:t>
+      </w:r>
+      <w:r>
+        <w:t xml:space="preserve">- Single PDF with selected pages (in original page order)</w:t>
+      </w:r>
+      <w:r>
+        <w:t xml:space="preserve"> </w:t>
+      </w:r>
+      <w:r>
+        <w:t xml:space="preserve">- File Naming: ’[OriginalName]_extracted.pdf’</w:t>
+      </w:r>
+      <w:r>
+        <w:t xml:space="preserve"> </w:t>
+      </w:r>
+      <w:r>
+        <w:t xml:space="preserve">- Output saved to: /storage/emulated/0/Documents/MXPlayer/PDF/</w:t>
+      </w:r>
+    </w:p>
+    <w:p>
+      <w:pPr>
+        <w:pStyle w:val="BodyText"/>
+      </w:pPr>
+      <w:r>
+        <w:rPr>
+          <w:b/>
+          <w:bCs/>
+        </w:rPr>
+        <w:t xml:space="preserve">User Flow:</w:t>
+      </w:r>
+    </w:p>
+    <w:bookmarkStart w:id="50" w:name="step-1-select-file-3"/>
+    <w:p>
+      <w:pPr>
+        <w:pStyle w:val="Heading3"/>
+      </w:pPr>
+      <w:r>
+        <w:t xml:space="preserve">Step 1: Select File</w:t>
+      </w:r>
+    </w:p>
+    <w:p>
+      <w:pPr>
+        <w:pStyle w:val="Compact"/>
+        <w:numPr>
+          <w:ilvl w:val="0"/>
+          <w:numId w:val="1026"/>
+        </w:numPr>
+      </w:pPr>
+      <w:r>
+        <w:t xml:space="preserve">Title:</w:t>
+      </w:r>
+      <w:r>
+        <w:t xml:space="preserve"> </w:t>
+      </w:r>
+      <w:r>
+        <w:t xml:space="preserve">“Select File”</w:t>
+      </w:r>
+    </w:p>
+    <w:p>
+      <w:pPr>
+        <w:pStyle w:val="Compact"/>
+        <w:numPr>
+          <w:ilvl w:val="0"/>
+          <w:numId w:val="1026"/>
+        </w:numPr>
+      </w:pPr>
+      <w:r>
+        <w:t xml:space="preserve">Search bar + PDF file list with thumbnails, name, size, date, page count</w:t>
+      </w:r>
+    </w:p>
+    <w:bookmarkEnd w:id="50"/>
+    <w:bookmarkStart w:id="51" w:name="step-2-select-pages-2"/>
+    <w:p>
+      <w:pPr>
+        <w:pStyle w:val="Heading3"/>
+      </w:pPr>
+      <w:r>
+        <w:t xml:space="preserve">Step 2: Select Pages</w:t>
+      </w:r>
+    </w:p>
+    <w:p>
+      <w:pPr>
+        <w:pStyle w:val="Compact"/>
+        <w:numPr>
+          <w:ilvl w:val="0"/>
+          <w:numId w:val="1027"/>
+        </w:numPr>
+      </w:pPr>
+      <w:r>
+        <w:t xml:space="preserve">Title:</w:t>
+      </w:r>
+      <w:r>
+        <w:t xml:space="preserve"> </w:t>
+      </w:r>
+      <w:r>
+        <w:t xml:space="preserve">“Select Pages”</w:t>
+      </w:r>
+    </w:p>
+    <w:p>
+      <w:pPr>
+        <w:pStyle w:val="Compact"/>
+        <w:numPr>
+          <w:ilvl w:val="0"/>
+          <w:numId w:val="1027"/>
+        </w:numPr>
+      </w:pPr>
+      <w:r>
+        <w:t xml:space="preserve">Page thumbnails in grid (3 columns) with real images</w:t>
+      </w:r>
+    </w:p>
+    <w:p>
+      <w:pPr>
+        <w:pStyle w:val="Compact"/>
+        <w:numPr>
+          <w:ilvl w:val="0"/>
+          <w:numId w:val="1027"/>
+        </w:numPr>
+      </w:pPr>
+      <w:r>
+        <w:t xml:space="preserve">Selected pages show ✓ checkmark (no order number — pages are always in original order)</w:t>
+      </w:r>
+    </w:p>
+    <w:p>
+      <w:pPr>
+        <w:pStyle w:val="Compact"/>
+        <w:numPr>
+          <w:ilvl w:val="0"/>
+          <w:numId w:val="1027"/>
+        </w:numPr>
+      </w:pPr>
+      <w:r>
+        <w:t xml:space="preserve">Select All checkbox in top bar</w:t>
+      </w:r>
+    </w:p>
+    <w:p>
+      <w:pPr>
+        <w:pStyle w:val="Compact"/>
+        <w:numPr>
+          <w:ilvl w:val="0"/>
+          <w:numId w:val="1027"/>
+        </w:numPr>
+      </w:pPr>
+      <w:r>
+        <w:t xml:space="preserve">Page number shown at bottom of each thumbnail</w:t>
+      </w:r>
+    </w:p>
+    <w:p>
+      <w:pPr>
+        <w:pStyle w:val="Compact"/>
+        <w:numPr>
+          <w:ilvl w:val="0"/>
+          <w:numId w:val="1027"/>
+        </w:numPr>
+      </w:pPr>
+      <w:r>
+        <w:t xml:space="preserve">“Extract (N pages)”</w:t>
+      </w:r>
+      <w:r>
+        <w:t xml:space="preserve"> </w:t>
+      </w:r>
+      <w:r>
+        <w:t xml:space="preserve">button at bottom</w:t>
+      </w:r>
+    </w:p>
+    <w:bookmarkEnd w:id="51"/>
+    <w:bookmarkStart w:id="52" w:name="step-3-progress-done-1"/>
+    <w:p>
+      <w:pPr>
+        <w:pStyle w:val="Heading3"/>
+      </w:pPr>
+      <w:r>
+        <w:t xml:space="preserve">Step 3: Progress → Done</w:t>
+      </w:r>
+    </w:p>
+    <w:p>
+      <w:pPr>
+        <w:pStyle w:val="Compact"/>
+        <w:numPr>
+          <w:ilvl w:val="0"/>
+          <w:numId w:val="1028"/>
+        </w:numPr>
+      </w:pPr>
+      <w:r>
+        <w:t xml:space="preserve">Progress ring</w:t>
+      </w:r>
+    </w:p>
+    <w:p>
+      <w:pPr>
+        <w:pStyle w:val="Compact"/>
+        <w:numPr>
+          <w:ilvl w:val="0"/>
+          <w:numId w:val="1028"/>
+        </w:numPr>
+      </w:pPr>
+      <w:r>
+        <w:t xml:space="preserve">Done page: ✓,</w:t>
+      </w:r>
+      <w:r>
+        <w:t xml:space="preserve"> </w:t>
+      </w:r>
+      <w:r>
+        <w:t xml:space="preserve">“Extracted successfully!”</w:t>
+      </w:r>
+      <w:r>
+        <w:t xml:space="preserve">, PDF thumbnail, file name, path</w:t>
+      </w:r>
+    </w:p>
+    <w:p>
+      <w:pPr>
+        <w:pStyle w:val="Compact"/>
+        <w:numPr>
+          <w:ilvl w:val="0"/>
+          <w:numId w:val="1028"/>
+        </w:numPr>
+      </w:pPr>
+      <w:r>
+        <w:t xml:space="preserve">Share/Open buttons</w:t>
+      </w:r>
+    </w:p>
+    <w:p>
+      <w:pPr>
+        <w:pStyle w:val="Compact"/>
+        <w:numPr>
+          <w:ilvl w:val="0"/>
+          <w:numId w:val="1028"/>
+        </w:numPr>
+      </w:pPr>
+      <w:r>
+        <w:t xml:space="preserve">Open shows selected pages as scrollable image preview</w:t>
+      </w:r>
+    </w:p>
+    <w:p>
+      <w:r>
+        <w:pict>
+          <v:rect style="width:0;height:1.5pt" o:hralign="center" o:hrstd="t" o:hr="t"/>
+        </w:pict>
+      </w:r>
+    </w:p>
+    <w:bookmarkEnd w:id="52"/>
+    <w:bookmarkEnd w:id="53"/>
+    <w:bookmarkStart w:id="62" w:name="processing-cancel-operation"/>
+    <w:p>
+      <w:pPr>
+        <w:pStyle w:val="Heading2"/>
+      </w:pPr>
+      <w:r>
+        <w:t xml:space="preserve">11. Processing Cancel Operation</w:t>
+      </w:r>
+    </w:p>
+    <w:p>
+      <w:pPr>
+        <w:pStyle w:val="FirstParagraph"/>
+      </w:pPr>
+      <w:r>
+        <w:t xml:space="preserve">When the user presses the back button or gesture, a confirmation dialog appears if there is unsaved progress. If there is nothing to lose, the user navigates back directly without a dialog.</w:t>
+      </w:r>
+    </w:p>
+    <w:bookmarkStart w:id="54" w:name="image-to-pdf-scan-to-pdf"/>
+    <w:p>
+      <w:pPr>
+        <w:pStyle w:val="Heading3"/>
+      </w:pPr>
+      <w:r>
+        <w:t xml:space="preserve">Image to PDF / Scan to PDF</w:t>
       </w:r>
     </w:p>
     <w:tbl>
@@ -4029,11 +4405,8 @@
         <w:tblLook w:firstRow="1" w:lastRow="0" w:firstColumn="0" w:lastColumn="0" w:noHBand="0" w:noVBand="0" w:val="0020"/>
       </w:tblPr>
       <w:tblGrid>
-        <w:gridCol w:w="950"/>
-        <w:gridCol w:w="1425"/>
-        <w:gridCol w:w="2059"/>
-        <w:gridCol w:w="2534"/>
-        <w:gridCol w:w="950"/>
+        <w:gridCol w:w="3655"/>
+        <w:gridCol w:w="4264"/>
       </w:tblGrid>
       <w:tr>
         <w:trPr>
@@ -4046,7 +4419,7 @@
               <w:pStyle w:val="Compact"/>
             </w:pPr>
             <w:r>
-              <w:t xml:space="preserve">Area</w:t>
+              <w:t xml:space="preserve">User is on</w:t>
             </w:r>
           </w:p>
         </w:tc>
@@ -4057,40 +4430,7 @@
               <w:pStyle w:val="Compact"/>
             </w:pPr>
             <w:r>
-              <w:t xml:space="preserve">Feature</w:t>
-            </w:r>
-          </w:p>
-        </w:tc>
-        <w:tc>
-          <w:tcPr/>
-          <w:p>
-            <w:pPr>
-              <w:pStyle w:val="Compact"/>
-            </w:pPr>
-            <w:r>
-              <w:t xml:space="preserve">Dialog Title</w:t>
-            </w:r>
-          </w:p>
-        </w:tc>
-        <w:tc>
-          <w:tcPr/>
-          <w:p>
-            <w:pPr>
-              <w:pStyle w:val="Compact"/>
-            </w:pPr>
-            <w:r>
-              <w:t xml:space="preserve">Dialog Content</w:t>
-            </w:r>
-          </w:p>
-        </w:tc>
-        <w:tc>
-          <w:tcPr/>
-          <w:p>
-            <w:pPr>
-              <w:pStyle w:val="Compact"/>
-            </w:pPr>
-            <w:r>
-              <w:t xml:space="preserve">CTAs</w:t>
+              <w:t xml:space="preserve">Back behavior</w:t>
             </w:r>
           </w:p>
         </w:tc>
@@ -4103,7 +4443,7 @@
               <w:pStyle w:val="Compact"/>
             </w:pPr>
             <w:r>
-              <w:t xml:space="preserve">PDF Generate/Convert</w:t>
+              <w:t xml:space="preserve">Image Picker</w:t>
             </w:r>
           </w:p>
         </w:tc>
@@ -4114,40 +4454,7 @@
               <w:pStyle w:val="Compact"/>
             </w:pPr>
             <w:r>
-              <w:t xml:space="preserve">Image to PDF, PDF to Image, Scan to PDF, ID Card Scan</w:t>
-            </w:r>
-          </w:p>
-        </w:tc>
-        <w:tc>
-          <w:tcPr/>
-          <w:p>
-            <w:pPr>
-              <w:pStyle w:val="Compact"/>
-            </w:pPr>
-            <w:r>
-              <w:t xml:space="preserve">Quit?</w:t>
-            </w:r>
-          </w:p>
-        </w:tc>
-        <w:tc>
-          <w:tcPr/>
-          <w:p>
-            <w:pPr>
-              <w:pStyle w:val="Compact"/>
-            </w:pPr>
-            <w:r>
-              <w:t xml:space="preserve">Your current progress will be lost. Are you sure you want to quit?</w:t>
-            </w:r>
-          </w:p>
-        </w:tc>
-        <w:tc>
-          <w:tcPr/>
-          <w:p>
-            <w:pPr>
-              <w:pStyle w:val="Compact"/>
-            </w:pPr>
-            <w:r>
-              <w:t xml:space="preserve">[Cancel, Quit]</w:t>
+              <w:t xml:space="preserve">Direct back, no dialog</w:t>
             </w:r>
           </w:p>
         </w:tc>
@@ -4160,7 +4467,7 @@
               <w:pStyle w:val="Compact"/>
             </w:pPr>
             <w:r>
-              <w:t xml:space="preserve">Compress</w:t>
+              <w:t xml:space="preserve">Editor (has edits)</w:t>
             </w:r>
           </w:p>
         </w:tc>
@@ -4171,40 +4478,31 @@
               <w:pStyle w:val="Compact"/>
             </w:pPr>
             <w:r>
-              <w:t xml:space="preserve">Compress PDF</w:t>
-            </w:r>
-          </w:p>
-        </w:tc>
-        <w:tc>
-          <w:tcPr/>
-          <w:p>
-            <w:pPr>
-              <w:pStyle w:val="Compact"/>
-            </w:pPr>
-            <w:r>
-              <w:t xml:space="preserve">Quit compressing?</w:t>
-            </w:r>
-          </w:p>
-        </w:tc>
-        <w:tc>
-          <w:tcPr/>
-          <w:p>
-            <w:pPr>
-              <w:pStyle w:val="Compact"/>
-            </w:pPr>
-            <w:r>
-              <w:t xml:space="preserve">Are you sure you want to quit and discard the changes?</w:t>
-            </w:r>
-          </w:p>
-        </w:tc>
-        <w:tc>
-          <w:tcPr/>
-          <w:p>
-            <w:pPr>
-              <w:pStyle w:val="Compact"/>
-            </w:pPr>
-            <w:r>
-              <w:t xml:space="preserve">[Cancel, Quit]</w:t>
+              <w:t xml:space="preserve">Dialog:</w:t>
+            </w:r>
+            <w:r>
+              <w:t xml:space="preserve"> </w:t>
+            </w:r>
+            <w:r>
+              <w:t xml:space="preserve">“Quit?”</w:t>
+            </w:r>
+            <w:r>
+              <w:t xml:space="preserve"> </w:t>
+            </w:r>
+            <w:r>
+              <w:t xml:space="preserve">/</w:t>
+            </w:r>
+            <w:r>
+              <w:t xml:space="preserve"> </w:t>
+            </w:r>
+            <w:r>
+              <w:t xml:space="preserve">“Your current progress will be lost.”</w:t>
+            </w:r>
+            <w:r>
+              <w:t xml:space="preserve"> </w:t>
+            </w:r>
+            <w:r>
+              <w:t xml:space="preserve">/ [Cancel, Quit]</w:t>
             </w:r>
           </w:p>
         </w:tc>
@@ -4217,7 +4515,7 @@
               <w:pStyle w:val="Compact"/>
             </w:pPr>
             <w:r>
-              <w:t xml:space="preserve">Merge</w:t>
+              <w:t xml:space="preserve">Preview page</w:t>
             </w:r>
           </w:p>
         </w:tc>
@@ -4228,40 +4526,7 @@
               <w:pStyle w:val="Compact"/>
             </w:pPr>
             <w:r>
-              <w:t xml:space="preserve">Merge PDF</w:t>
-            </w:r>
-          </w:p>
-        </w:tc>
-        <w:tc>
-          <w:tcPr/>
-          <w:p>
-            <w:pPr>
-              <w:pStyle w:val="Compact"/>
-            </w:pPr>
-            <w:r>
-              <w:t xml:space="preserve">Quit Merging?</w:t>
-            </w:r>
-          </w:p>
-        </w:tc>
-        <w:tc>
-          <w:tcPr/>
-          <w:p>
-            <w:pPr>
-              <w:pStyle w:val="Compact"/>
-            </w:pPr>
-            <w:r>
-              <w:t xml:space="preserve">Are you sure you want to quit and discard the changes?</w:t>
-            </w:r>
-          </w:p>
-        </w:tc>
-        <w:tc>
-          <w:tcPr/>
-          <w:p>
-            <w:pPr>
-              <w:pStyle w:val="Compact"/>
-            </w:pPr>
-            <w:r>
-              <w:t xml:space="preserve">[Cancel, Quit]</w:t>
+              <w:t xml:space="preserve">Direct back to Editor (edits preserved)</w:t>
             </w:r>
           </w:p>
         </w:tc>
@@ -4274,7 +4539,7 @@
               <w:pStyle w:val="Compact"/>
             </w:pPr>
             <w:r>
-              <w:t xml:space="preserve">Extract</w:t>
+              <w:t xml:space="preserve">Progress (converting)</w:t>
             </w:r>
           </w:p>
         </w:tc>
@@ -4285,40 +4550,7 @@
               <w:pStyle w:val="Compact"/>
             </w:pPr>
             <w:r>
-              <w:t xml:space="preserve">Extract PDF</w:t>
-            </w:r>
-          </w:p>
-        </w:tc>
-        <w:tc>
-          <w:tcPr/>
-          <w:p>
-            <w:pPr>
-              <w:pStyle w:val="Compact"/>
-            </w:pPr>
-            <w:r>
-              <w:t xml:space="preserve">Quit?</w:t>
-            </w:r>
-          </w:p>
-        </w:tc>
-        <w:tc>
-          <w:tcPr/>
-          <w:p>
-            <w:pPr>
-              <w:pStyle w:val="Compact"/>
-            </w:pPr>
-            <w:r>
-              <w:t xml:space="preserve">Are you sure you want to quit and discard the changes?</w:t>
-            </w:r>
-          </w:p>
-        </w:tc>
-        <w:tc>
-          <w:tcPr/>
-          <w:p>
-            <w:pPr>
-              <w:pStyle w:val="Compact"/>
-            </w:pPr>
-            <w:r>
-              <w:t xml:space="preserve">[Cancel, Quit]</w:t>
+              <w:t xml:space="preserve">No cancel — wait for completion, auto-navigates to Done</w:t>
             </w:r>
           </w:p>
         </w:tc>
@@ -4331,7 +4563,7 @@
               <w:pStyle w:val="Compact"/>
             </w:pPr>
             <w:r>
-              <w:t xml:space="preserve">Capture</w:t>
+              <w:t xml:space="preserve">Done page</w:t>
             </w:r>
           </w:p>
         </w:tc>
@@ -4342,7 +4574,45 @@
               <w:pStyle w:val="Compact"/>
             </w:pPr>
             <w:r>
-              <w:t xml:space="preserve">Scan to PDF</w:t>
+              <w:t xml:space="preserve">Direct back to home, no dialog</w:t>
+            </w:r>
+          </w:p>
+        </w:tc>
+      </w:tr>
+    </w:tbl>
+    <w:bookmarkEnd w:id="54"/>
+    <w:bookmarkStart w:id="55" w:name="scan-to-pdf-camera"/>
+    <w:p>
+      <w:pPr>
+        <w:pStyle w:val="Heading3"/>
+      </w:pPr>
+      <w:r>
+        <w:t xml:space="preserve">Scan to PDF — Camera</w:t>
+      </w:r>
+    </w:p>
+    <w:tbl>
+      <w:tblPr>
+        <w:tblStyle w:val="Table"/>
+        <w:tblW w:type="pct" w:w="5000"/>
+        <w:tblLayout w:type="fixed"/>
+        <w:tblLook w:firstRow="1" w:lastRow="0" w:firstColumn="0" w:lastColumn="0" w:noHBand="0" w:noVBand="0" w:val="0020"/>
+      </w:tblPr>
+      <w:tblGrid>
+        <w:gridCol w:w="3655"/>
+        <w:gridCol w:w="4264"/>
+      </w:tblGrid>
+      <w:tr>
+        <w:trPr>
+          <w:tblHeader w:val="on"/>
+        </w:trPr>
+        <w:tc>
+          <w:tcPr/>
+          <w:p>
+            <w:pPr>
+              <w:pStyle w:val="Compact"/>
+            </w:pPr>
+            <w:r>
+              <w:t xml:space="preserve">User is on</w:t>
             </w:r>
           </w:p>
         </w:tc>
@@ -4353,29 +4623,7 @@
               <w:pStyle w:val="Compact"/>
             </w:pPr>
             <w:r>
-              <w:t xml:space="preserve">Discard photos?</w:t>
-            </w:r>
-          </w:p>
-        </w:tc>
-        <w:tc>
-          <w:tcPr/>
-          <w:p>
-            <w:pPr>
-              <w:pStyle w:val="Compact"/>
-            </w:pPr>
-            <w:r>
-              <w:t xml:space="preserve">Your captured photos will not be saved.</w:t>
-            </w:r>
-          </w:p>
-        </w:tc>
-        <w:tc>
-          <w:tcPr/>
-          <w:p>
-            <w:pPr>
-              <w:pStyle w:val="Compact"/>
-            </w:pPr>
-            <w:r>
-              <w:t xml:space="preserve">[Cancel, Discard]</w:t>
+              <w:t xml:space="preserve">Back behavior</w:t>
             </w:r>
           </w:p>
         </w:tc>
@@ -4388,7 +4636,7 @@
               <w:pStyle w:val="Compact"/>
             </w:pPr>
             <w:r>
-              <w:t xml:space="preserve">Capture</w:t>
+              <w:t xml:space="preserve">Camera (no photos taken)</w:t>
             </w:r>
           </w:p>
         </w:tc>
@@ -4399,7 +4647,20 @@
               <w:pStyle w:val="Compact"/>
             </w:pPr>
             <w:r>
-              <w:t xml:space="preserve">ID Card Scan</w:t>
+              <w:t xml:space="preserve">Direct back to home</w:t>
+            </w:r>
+          </w:p>
+        </w:tc>
+      </w:tr>
+      <w:tr>
+        <w:tc>
+          <w:tcPr/>
+          <w:p>
+            <w:pPr>
+              <w:pStyle w:val="Compact"/>
+            </w:pPr>
+            <w:r>
+              <w:t xml:space="preserve">Camera (has captured photos)</w:t>
             </w:r>
           </w:p>
         </w:tc>
@@ -4410,7 +4671,69 @@
               <w:pStyle w:val="Compact"/>
             </w:pPr>
             <w:r>
-              <w:t xml:space="preserve">Quit?</w:t>
+              <w:t xml:space="preserve">Dialog:</w:t>
+            </w:r>
+            <w:r>
+              <w:t xml:space="preserve"> </w:t>
+            </w:r>
+            <w:r>
+              <w:t xml:space="preserve">“Discard photos?”</w:t>
+            </w:r>
+            <w:r>
+              <w:t xml:space="preserve"> </w:t>
+            </w:r>
+            <w:r>
+              <w:t xml:space="preserve">/</w:t>
+            </w:r>
+            <w:r>
+              <w:t xml:space="preserve"> </w:t>
+            </w:r>
+            <w:r>
+              <w:t xml:space="preserve">“Your captured photos will not be saved.”</w:t>
+            </w:r>
+            <w:r>
+              <w:t xml:space="preserve"> </w:t>
+            </w:r>
+            <w:r>
+              <w:t xml:space="preserve">/ [Cancel, Discard]</w:t>
+            </w:r>
+          </w:p>
+        </w:tc>
+      </w:tr>
+    </w:tbl>
+    <w:bookmarkEnd w:id="55"/>
+    <w:bookmarkStart w:id="56" w:name="id-card-scan-1"/>
+    <w:p>
+      <w:pPr>
+        <w:pStyle w:val="Heading3"/>
+      </w:pPr>
+      <w:r>
+        <w:t xml:space="preserve">ID Card Scan</w:t>
+      </w:r>
+    </w:p>
+    <w:tbl>
+      <w:tblPr>
+        <w:tblStyle w:val="Table"/>
+        <w:tblW w:type="pct" w:w="5000"/>
+        <w:tblLayout w:type="fixed"/>
+        <w:tblLook w:firstRow="1" w:lastRow="0" w:firstColumn="0" w:lastColumn="0" w:noHBand="0" w:noVBand="0" w:val="0020"/>
+      </w:tblPr>
+      <w:tblGrid>
+        <w:gridCol w:w="3655"/>
+        <w:gridCol w:w="4264"/>
+      </w:tblGrid>
+      <w:tr>
+        <w:trPr>
+          <w:tblHeader w:val="on"/>
+        </w:trPr>
+        <w:tc>
+          <w:tcPr/>
+          <w:p>
+            <w:pPr>
+              <w:pStyle w:val="Compact"/>
+            </w:pPr>
+            <w:r>
+              <w:t xml:space="preserve">User is on</w:t>
             </w:r>
           </w:p>
         </w:tc>
@@ -4421,7 +4744,20 @@
               <w:pStyle w:val="Compact"/>
             </w:pPr>
             <w:r>
-              <w:t xml:space="preserve">Your current progress will be lost. Are you sure you want to quit?</w:t>
+              <w:t xml:space="preserve">Back behavior</w:t>
+            </w:r>
+          </w:p>
+        </w:tc>
+      </w:tr>
+      <w:tr>
+        <w:tc>
+          <w:tcPr/>
+          <w:p>
+            <w:pPr>
+              <w:pStyle w:val="Compact"/>
+            </w:pPr>
+            <w:r>
+              <w:t xml:space="preserve">Mode Select page</w:t>
             </w:r>
           </w:p>
         </w:tc>
@@ -4432,12 +4768,852 @@
               <w:pStyle w:val="Compact"/>
             </w:pPr>
             <w:r>
-              <w:t xml:space="preserve">[Cancel, Quit]</w:t>
+              <w:t xml:space="preserve">Direct back to home</w:t>
+            </w:r>
+          </w:p>
+        </w:tc>
+      </w:tr>
+      <w:tr>
+        <w:tc>
+          <w:tcPr/>
+          <w:p>
+            <w:pPr>
+              <w:pStyle w:val="Compact"/>
+            </w:pPr>
+            <w:r>
+              <w:t xml:space="preserve">Camera (no photo taken)</w:t>
+            </w:r>
+          </w:p>
+        </w:tc>
+        <w:tc>
+          <w:tcPr/>
+          <w:p>
+            <w:pPr>
+              <w:pStyle w:val="Compact"/>
+            </w:pPr>
+            <w:r>
+              <w:t xml:space="preserve">Direct back to Mode Select (mode reset, Album &amp; capture buttons disabled until Start Scan again)</w:t>
+            </w:r>
+          </w:p>
+        </w:tc>
+      </w:tr>
+      <w:tr>
+        <w:tc>
+          <w:tcPr/>
+          <w:p>
+            <w:pPr>
+              <w:pStyle w:val="Compact"/>
+            </w:pPr>
+            <w:r>
+              <w:t xml:space="preserve">Camera (front captured, back not yet)</w:t>
+            </w:r>
+          </w:p>
+        </w:tc>
+        <w:tc>
+          <w:tcPr/>
+          <w:p>
+            <w:pPr>
+              <w:pStyle w:val="Compact"/>
+            </w:pPr>
+            <w:r>
+              <w:t xml:space="preserve">Dialog:</w:t>
+            </w:r>
+            <w:r>
+              <w:t xml:space="preserve"> </w:t>
+            </w:r>
+            <w:r>
+              <w:t xml:space="preserve">“Discard photo?”</w:t>
+            </w:r>
+            <w:r>
+              <w:t xml:space="preserve"> </w:t>
+            </w:r>
+            <w:r>
+              <w:t xml:space="preserve">/</w:t>
+            </w:r>
+            <w:r>
+              <w:t xml:space="preserve"> </w:t>
+            </w:r>
+            <w:r>
+              <w:t xml:space="preserve">“Your captured front side photo will not be saved.”</w:t>
+            </w:r>
+            <w:r>
+              <w:t xml:space="preserve"> </w:t>
+            </w:r>
+            <w:r>
+              <w:t xml:space="preserve">/ [Cancel, Discard] → Discard returns to Mode Select with mode reset</w:t>
+            </w:r>
+          </w:p>
+        </w:tc>
+      </w:tr>
+      <w:tr>
+        <w:tc>
+          <w:tcPr/>
+          <w:p>
+            <w:pPr>
+              <w:pStyle w:val="Compact"/>
+            </w:pPr>
+            <w:r>
+              <w:t xml:space="preserve">Album Picker (selecting images)</w:t>
+            </w:r>
+          </w:p>
+        </w:tc>
+        <w:tc>
+          <w:tcPr/>
+          <w:p>
+            <w:pPr>
+              <w:pStyle w:val="Compact"/>
+            </w:pPr>
+            <w:r>
+              <w:t xml:space="preserve">Direct back to Camera</w:t>
+            </w:r>
+          </w:p>
+        </w:tc>
+      </w:tr>
+      <w:tr>
+        <w:tc>
+          <w:tcPr/>
+          <w:p>
+            <w:pPr>
+              <w:pStyle w:val="Compact"/>
+            </w:pPr>
+            <w:r>
+              <w:t xml:space="preserve">Preview (has front/back)</w:t>
+            </w:r>
+          </w:p>
+        </w:tc>
+        <w:tc>
+          <w:tcPr/>
+          <w:p>
+            <w:pPr>
+              <w:pStyle w:val="Compact"/>
+            </w:pPr>
+            <w:r>
+              <w:t xml:space="preserve">Dialog:</w:t>
+            </w:r>
+            <w:r>
+              <w:t xml:space="preserve"> </w:t>
+            </w:r>
+            <w:r>
+              <w:t xml:space="preserve">“Quit?”</w:t>
+            </w:r>
+            <w:r>
+              <w:t xml:space="preserve"> </w:t>
+            </w:r>
+            <w:r>
+              <w:t xml:space="preserve">/</w:t>
+            </w:r>
+            <w:r>
+              <w:t xml:space="preserve"> </w:t>
+            </w:r>
+            <w:r>
+              <w:t xml:space="preserve">“Your current progress will be lost.”</w:t>
+            </w:r>
+            <w:r>
+              <w:t xml:space="preserve"> </w:t>
+            </w:r>
+            <w:r>
+              <w:t xml:space="preserve">/ [Cancel, Quit]</w:t>
+            </w:r>
+          </w:p>
+        </w:tc>
+      </w:tr>
+      <w:tr>
+        <w:tc>
+          <w:tcPr/>
+          <w:p>
+            <w:pPr>
+              <w:pStyle w:val="Compact"/>
+            </w:pPr>
+            <w:r>
+              <w:t xml:space="preserve">Edit page</w:t>
+            </w:r>
+          </w:p>
+        </w:tc>
+        <w:tc>
+          <w:tcPr/>
+          <w:p>
+            <w:pPr>
+              <w:pStyle w:val="Compact"/>
+            </w:pPr>
+            <w:r>
+              <w:t xml:space="preserve">Direct back to preview (edits are saved)</w:t>
+            </w:r>
+          </w:p>
+        </w:tc>
+      </w:tr>
+      <w:tr>
+        <w:tc>
+          <w:tcPr/>
+          <w:p>
+            <w:pPr>
+              <w:pStyle w:val="Compact"/>
+            </w:pPr>
+            <w:r>
+              <w:t xml:space="preserve">Progress</w:t>
+            </w:r>
+          </w:p>
+        </w:tc>
+        <w:tc>
+          <w:tcPr/>
+          <w:p>
+            <w:pPr>
+              <w:pStyle w:val="Compact"/>
+            </w:pPr>
+            <w:r>
+              <w:t xml:space="preserve">No cancel — wait for completion, auto-navigates to Done</w:t>
+            </w:r>
+          </w:p>
+        </w:tc>
+      </w:tr>
+      <w:tr>
+        <w:tc>
+          <w:tcPr/>
+          <w:p>
+            <w:pPr>
+              <w:pStyle w:val="Compact"/>
+            </w:pPr>
+            <w:r>
+              <w:t xml:space="preserve">Done page</w:t>
+            </w:r>
+          </w:p>
+        </w:tc>
+        <w:tc>
+          <w:tcPr/>
+          <w:p>
+            <w:pPr>
+              <w:pStyle w:val="Compact"/>
+            </w:pPr>
+            <w:r>
+              <w:t xml:space="preserve">Direct back to home</w:t>
             </w:r>
           </w:p>
         </w:tc>
       </w:tr>
     </w:tbl>
+    <w:bookmarkEnd w:id="56"/>
+    <w:bookmarkStart w:id="57" w:name="pdf-to-image-pdf-to-long-image"/>
+    <w:p>
+      <w:pPr>
+        <w:pStyle w:val="Heading3"/>
+      </w:pPr>
+      <w:r>
+        <w:t xml:space="preserve">PDF to Image / PDF to Long Image</w:t>
+      </w:r>
+    </w:p>
+    <w:tbl>
+      <w:tblPr>
+        <w:tblStyle w:val="Table"/>
+        <w:tblW w:type="auto" w:w="0"/>
+        <w:tblLook w:firstRow="1" w:lastRow="0" w:firstColumn="0" w:lastColumn="0" w:noHBand="0" w:noVBand="0" w:val="0020"/>
+      </w:tblPr>
+      <w:tblGrid>
+        <w:gridCol w:w="3960"/>
+        <w:gridCol w:w="3960"/>
+      </w:tblGrid>
+      <w:tr>
+        <w:trPr>
+          <w:tblHeader w:val="on"/>
+        </w:trPr>
+        <w:tc>
+          <w:tcPr/>
+          <w:p>
+            <w:pPr>
+              <w:pStyle w:val="Compact"/>
+            </w:pPr>
+            <w:r>
+              <w:t xml:space="preserve">User is on</w:t>
+            </w:r>
+          </w:p>
+        </w:tc>
+        <w:tc>
+          <w:tcPr/>
+          <w:p>
+            <w:pPr>
+              <w:pStyle w:val="Compact"/>
+            </w:pPr>
+            <w:r>
+              <w:t xml:space="preserve">Back behavior</w:t>
+            </w:r>
+          </w:p>
+        </w:tc>
+      </w:tr>
+      <w:tr>
+        <w:tc>
+          <w:tcPr/>
+          <w:p>
+            <w:pPr>
+              <w:pStyle w:val="Compact"/>
+            </w:pPr>
+            <w:r>
+              <w:t xml:space="preserve">Select File</w:t>
+            </w:r>
+          </w:p>
+        </w:tc>
+        <w:tc>
+          <w:tcPr/>
+          <w:p>
+            <w:pPr>
+              <w:pStyle w:val="Compact"/>
+            </w:pPr>
+            <w:r>
+              <w:t xml:space="preserve">Direct back to home</w:t>
+            </w:r>
+          </w:p>
+        </w:tc>
+      </w:tr>
+      <w:tr>
+        <w:tc>
+          <w:tcPr/>
+          <w:p>
+            <w:pPr>
+              <w:pStyle w:val="Compact"/>
+            </w:pPr>
+            <w:r>
+              <w:t xml:space="preserve">Select Pages</w:t>
+            </w:r>
+          </w:p>
+        </w:tc>
+        <w:tc>
+          <w:tcPr/>
+          <w:p>
+            <w:pPr>
+              <w:pStyle w:val="Compact"/>
+            </w:pPr>
+            <w:r>
+              <w:t xml:space="preserve">Direct back to Select File</w:t>
+            </w:r>
+          </w:p>
+        </w:tc>
+      </w:tr>
+      <w:tr>
+        <w:tc>
+          <w:tcPr/>
+          <w:p>
+            <w:pPr>
+              <w:pStyle w:val="Compact"/>
+            </w:pPr>
+            <w:r>
+              <w:t xml:space="preserve">Progress</w:t>
+            </w:r>
+          </w:p>
+        </w:tc>
+        <w:tc>
+          <w:tcPr/>
+          <w:p>
+            <w:pPr>
+              <w:pStyle w:val="Compact"/>
+            </w:pPr>
+            <w:r>
+              <w:t xml:space="preserve">No cancel — wait for completion, auto-navigates to Done</w:t>
+            </w:r>
+          </w:p>
+        </w:tc>
+      </w:tr>
+      <w:tr>
+        <w:tc>
+          <w:tcPr/>
+          <w:p>
+            <w:pPr>
+              <w:pStyle w:val="Compact"/>
+            </w:pPr>
+            <w:r>
+              <w:t xml:space="preserve">Done page</w:t>
+            </w:r>
+          </w:p>
+        </w:tc>
+        <w:tc>
+          <w:tcPr/>
+          <w:p>
+            <w:pPr>
+              <w:pStyle w:val="Compact"/>
+            </w:pPr>
+            <w:r>
+              <w:t xml:space="preserve">Direct back to home</w:t>
+            </w:r>
+          </w:p>
+        </w:tc>
+      </w:tr>
+    </w:tbl>
+    <w:bookmarkEnd w:id="57"/>
+    <w:bookmarkStart w:id="58" w:name="compress-pdf"/>
+    <w:p>
+      <w:pPr>
+        <w:pStyle w:val="Heading3"/>
+      </w:pPr>
+      <w:r>
+        <w:t xml:space="preserve">Compress PDF</w:t>
+      </w:r>
+    </w:p>
+    <w:tbl>
+      <w:tblPr>
+        <w:tblStyle w:val="Table"/>
+        <w:tblW w:type="auto" w:w="0"/>
+        <w:tblLook w:firstRow="1" w:lastRow="0" w:firstColumn="0" w:lastColumn="0" w:noHBand="0" w:noVBand="0" w:val="0020"/>
+      </w:tblPr>
+      <w:tblGrid>
+        <w:gridCol w:w="3960"/>
+        <w:gridCol w:w="3960"/>
+      </w:tblGrid>
+      <w:tr>
+        <w:trPr>
+          <w:tblHeader w:val="on"/>
+        </w:trPr>
+        <w:tc>
+          <w:tcPr/>
+          <w:p>
+            <w:pPr>
+              <w:pStyle w:val="Compact"/>
+            </w:pPr>
+            <w:r>
+              <w:t xml:space="preserve">User is on</w:t>
+            </w:r>
+          </w:p>
+        </w:tc>
+        <w:tc>
+          <w:tcPr/>
+          <w:p>
+            <w:pPr>
+              <w:pStyle w:val="Compact"/>
+            </w:pPr>
+            <w:r>
+              <w:t xml:space="preserve">Back behavior</w:t>
+            </w:r>
+          </w:p>
+        </w:tc>
+      </w:tr>
+      <w:tr>
+        <w:tc>
+          <w:tcPr/>
+          <w:p>
+            <w:pPr>
+              <w:pStyle w:val="Compact"/>
+            </w:pPr>
+            <w:r>
+              <w:t xml:space="preserve">Select File</w:t>
+            </w:r>
+          </w:p>
+        </w:tc>
+        <w:tc>
+          <w:tcPr/>
+          <w:p>
+            <w:pPr>
+              <w:pStyle w:val="Compact"/>
+            </w:pPr>
+            <w:r>
+              <w:t xml:space="preserve">Direct back to home</w:t>
+            </w:r>
+          </w:p>
+        </w:tc>
+      </w:tr>
+      <w:tr>
+        <w:tc>
+          <w:tcPr/>
+          <w:p>
+            <w:pPr>
+              <w:pStyle w:val="Compact"/>
+            </w:pPr>
+            <w:r>
+              <w:t xml:space="preserve">Choose Level</w:t>
+            </w:r>
+          </w:p>
+        </w:tc>
+        <w:tc>
+          <w:tcPr/>
+          <w:p>
+            <w:pPr>
+              <w:pStyle w:val="Compact"/>
+            </w:pPr>
+            <w:r>
+              <w:t xml:space="preserve">Direct back to Select File</w:t>
+            </w:r>
+          </w:p>
+        </w:tc>
+      </w:tr>
+      <w:tr>
+        <w:tc>
+          <w:tcPr/>
+          <w:p>
+            <w:pPr>
+              <w:pStyle w:val="Compact"/>
+            </w:pPr>
+            <w:r>
+              <w:t xml:space="preserve">Progress</w:t>
+            </w:r>
+          </w:p>
+        </w:tc>
+        <w:tc>
+          <w:tcPr/>
+          <w:p>
+            <w:pPr>
+              <w:pStyle w:val="Compact"/>
+            </w:pPr>
+            <w:r>
+              <w:t xml:space="preserve">No cancel — wait for completion, auto-navigates to Done</w:t>
+            </w:r>
+          </w:p>
+        </w:tc>
+      </w:tr>
+      <w:tr>
+        <w:tc>
+          <w:tcPr/>
+          <w:p>
+            <w:pPr>
+              <w:pStyle w:val="Compact"/>
+            </w:pPr>
+            <w:r>
+              <w:t xml:space="preserve">Done page</w:t>
+            </w:r>
+          </w:p>
+        </w:tc>
+        <w:tc>
+          <w:tcPr/>
+          <w:p>
+            <w:pPr>
+              <w:pStyle w:val="Compact"/>
+            </w:pPr>
+            <w:r>
+              <w:t xml:space="preserve">Direct back to home</w:t>
+            </w:r>
+          </w:p>
+        </w:tc>
+      </w:tr>
+    </w:tbl>
+    <w:bookmarkEnd w:id="58"/>
+    <w:bookmarkStart w:id="59" w:name="merge-pdf"/>
+    <w:p>
+      <w:pPr>
+        <w:pStyle w:val="Heading3"/>
+      </w:pPr>
+      <w:r>
+        <w:t xml:space="preserve">Merge PDF</w:t>
+      </w:r>
+    </w:p>
+    <w:tbl>
+      <w:tblPr>
+        <w:tblStyle w:val="Table"/>
+        <w:tblW w:type="auto" w:w="0"/>
+        <w:tblLook w:firstRow="1" w:lastRow="0" w:firstColumn="0" w:lastColumn="0" w:noHBand="0" w:noVBand="0" w:val="0020"/>
+      </w:tblPr>
+      <w:tblGrid>
+        <w:gridCol w:w="3960"/>
+        <w:gridCol w:w="3960"/>
+      </w:tblGrid>
+      <w:tr>
+        <w:trPr>
+          <w:tblHeader w:val="on"/>
+        </w:trPr>
+        <w:tc>
+          <w:tcPr/>
+          <w:p>
+            <w:pPr>
+              <w:pStyle w:val="Compact"/>
+            </w:pPr>
+            <w:r>
+              <w:t xml:space="preserve">User is on</w:t>
+            </w:r>
+          </w:p>
+        </w:tc>
+        <w:tc>
+          <w:tcPr/>
+          <w:p>
+            <w:pPr>
+              <w:pStyle w:val="Compact"/>
+            </w:pPr>
+            <w:r>
+              <w:t xml:space="preserve">Back behavior</w:t>
+            </w:r>
+          </w:p>
+        </w:tc>
+      </w:tr>
+      <w:tr>
+        <w:tc>
+          <w:tcPr/>
+          <w:p>
+            <w:pPr>
+              <w:pStyle w:val="Compact"/>
+            </w:pPr>
+            <w:r>
+              <w:t xml:space="preserve">Select Files</w:t>
+            </w:r>
+          </w:p>
+        </w:tc>
+        <w:tc>
+          <w:tcPr/>
+          <w:p>
+            <w:pPr>
+              <w:pStyle w:val="Compact"/>
+            </w:pPr>
+            <w:r>
+              <w:t xml:space="preserve">Direct back to home</w:t>
+            </w:r>
+          </w:p>
+        </w:tc>
+      </w:tr>
+      <w:tr>
+        <w:tc>
+          <w:tcPr/>
+          <w:p>
+            <w:pPr>
+              <w:pStyle w:val="Compact"/>
+            </w:pPr>
+            <w:r>
+              <w:t xml:space="preserve">Reorder page</w:t>
+            </w:r>
+          </w:p>
+        </w:tc>
+        <w:tc>
+          <w:tcPr/>
+          <w:p>
+            <w:pPr>
+              <w:pStyle w:val="Compact"/>
+            </w:pPr>
+            <w:r>
+              <w:t xml:space="preserve">Direct back to Select Files</w:t>
+            </w:r>
+          </w:p>
+        </w:tc>
+      </w:tr>
+      <w:tr>
+        <w:tc>
+          <w:tcPr/>
+          <w:p>
+            <w:pPr>
+              <w:pStyle w:val="Compact"/>
+            </w:pPr>
+            <w:r>
+              <w:t xml:space="preserve">Progress</w:t>
+            </w:r>
+          </w:p>
+        </w:tc>
+        <w:tc>
+          <w:tcPr/>
+          <w:p>
+            <w:pPr>
+              <w:pStyle w:val="Compact"/>
+            </w:pPr>
+            <w:r>
+              <w:t xml:space="preserve">No cancel — wait for completion, auto-navigates to Done</w:t>
+            </w:r>
+          </w:p>
+        </w:tc>
+      </w:tr>
+      <w:tr>
+        <w:tc>
+          <w:tcPr/>
+          <w:p>
+            <w:pPr>
+              <w:pStyle w:val="Compact"/>
+            </w:pPr>
+            <w:r>
+              <w:t xml:space="preserve">Done page</w:t>
+            </w:r>
+          </w:p>
+        </w:tc>
+        <w:tc>
+          <w:tcPr/>
+          <w:p>
+            <w:pPr>
+              <w:pStyle w:val="Compact"/>
+            </w:pPr>
+            <w:r>
+              <w:t xml:space="preserve">Direct back to home</w:t>
+            </w:r>
+          </w:p>
+        </w:tc>
+      </w:tr>
+    </w:tbl>
+    <w:bookmarkEnd w:id="59"/>
+    <w:bookmarkStart w:id="60" w:name="extract-pdf"/>
+    <w:p>
+      <w:pPr>
+        <w:pStyle w:val="Heading3"/>
+      </w:pPr>
+      <w:r>
+        <w:t xml:space="preserve">Extract PDF</w:t>
+      </w:r>
+    </w:p>
+    <w:tbl>
+      <w:tblPr>
+        <w:tblStyle w:val="Table"/>
+        <w:tblW w:type="auto" w:w="0"/>
+        <w:tblLook w:firstRow="1" w:lastRow="0" w:firstColumn="0" w:lastColumn="0" w:noHBand="0" w:noVBand="0" w:val="0020"/>
+      </w:tblPr>
+      <w:tblGrid>
+        <w:gridCol w:w="3960"/>
+        <w:gridCol w:w="3960"/>
+      </w:tblGrid>
+      <w:tr>
+        <w:trPr>
+          <w:tblHeader w:val="on"/>
+        </w:trPr>
+        <w:tc>
+          <w:tcPr/>
+          <w:p>
+            <w:pPr>
+              <w:pStyle w:val="Compact"/>
+            </w:pPr>
+            <w:r>
+              <w:t xml:space="preserve">User is on</w:t>
+            </w:r>
+          </w:p>
+        </w:tc>
+        <w:tc>
+          <w:tcPr/>
+          <w:p>
+            <w:pPr>
+              <w:pStyle w:val="Compact"/>
+            </w:pPr>
+            <w:r>
+              <w:t xml:space="preserve">Back behavior</w:t>
+            </w:r>
+          </w:p>
+        </w:tc>
+      </w:tr>
+      <w:tr>
+        <w:tc>
+          <w:tcPr/>
+          <w:p>
+            <w:pPr>
+              <w:pStyle w:val="Compact"/>
+            </w:pPr>
+            <w:r>
+              <w:t xml:space="preserve">Select File</w:t>
+            </w:r>
+          </w:p>
+        </w:tc>
+        <w:tc>
+          <w:tcPr/>
+          <w:p>
+            <w:pPr>
+              <w:pStyle w:val="Compact"/>
+            </w:pPr>
+            <w:r>
+              <w:t xml:space="preserve">Direct back to home</w:t>
+            </w:r>
+          </w:p>
+        </w:tc>
+      </w:tr>
+      <w:tr>
+        <w:tc>
+          <w:tcPr/>
+          <w:p>
+            <w:pPr>
+              <w:pStyle w:val="Compact"/>
+            </w:pPr>
+            <w:r>
+              <w:t xml:space="preserve">Select Pages</w:t>
+            </w:r>
+          </w:p>
+        </w:tc>
+        <w:tc>
+          <w:tcPr/>
+          <w:p>
+            <w:pPr>
+              <w:pStyle w:val="Compact"/>
+            </w:pPr>
+            <w:r>
+              <w:t xml:space="preserve">Direct back to Select File</w:t>
+            </w:r>
+          </w:p>
+        </w:tc>
+      </w:tr>
+      <w:tr>
+        <w:tc>
+          <w:tcPr/>
+          <w:p>
+            <w:pPr>
+              <w:pStyle w:val="Compact"/>
+            </w:pPr>
+            <w:r>
+              <w:t xml:space="preserve">Progress</w:t>
+            </w:r>
+          </w:p>
+        </w:tc>
+        <w:tc>
+          <w:tcPr/>
+          <w:p>
+            <w:pPr>
+              <w:pStyle w:val="Compact"/>
+            </w:pPr>
+            <w:r>
+              <w:t xml:space="preserve">No cancel — wait for completion, auto-navigates to Done</w:t>
+            </w:r>
+          </w:p>
+        </w:tc>
+      </w:tr>
+      <w:tr>
+        <w:tc>
+          <w:tcPr/>
+          <w:p>
+            <w:pPr>
+              <w:pStyle w:val="Compact"/>
+            </w:pPr>
+            <w:r>
+              <w:t xml:space="preserve">Done page</w:t>
+            </w:r>
+          </w:p>
+        </w:tc>
+        <w:tc>
+          <w:tcPr/>
+          <w:p>
+            <w:pPr>
+              <w:pStyle w:val="Compact"/>
+            </w:pPr>
+            <w:r>
+              <w:t xml:space="preserve">Direct back to home</w:t>
+            </w:r>
+          </w:p>
+        </w:tc>
+      </w:tr>
+    </w:tbl>
+    <w:bookmarkEnd w:id="60"/>
+    <w:bookmarkStart w:id="61" w:name="behavior-after-confirmation"/>
+    <w:p>
+      <w:pPr>
+        <w:pStyle w:val="Heading3"/>
+      </w:pPr>
+      <w:r>
+        <w:t xml:space="preserve">Behavior after confirmation</w:t>
+      </w:r>
+    </w:p>
+    <w:p>
+      <w:pPr>
+        <w:pStyle w:val="Compact"/>
+        <w:numPr>
+          <w:ilvl w:val="0"/>
+          <w:numId w:val="1029"/>
+        </w:numPr>
+      </w:pPr>
+      <w:r>
+        <w:rPr>
+          <w:b/>
+          <w:bCs/>
+        </w:rPr>
+        <w:t xml:space="preserve">User confirms quit/discard</w:t>
+      </w:r>
+      <w:r>
+        <w:t xml:space="preserve">: Returns to previous screen or home, any unsaved edits are lost</w:t>
+      </w:r>
+    </w:p>
+    <w:p>
+      <w:pPr>
+        <w:pStyle w:val="Compact"/>
+        <w:numPr>
+          <w:ilvl w:val="0"/>
+          <w:numId w:val="1029"/>
+        </w:numPr>
+      </w:pPr>
+      <w:r>
+        <w:rPr>
+          <w:b/>
+          <w:bCs/>
+        </w:rPr>
+        <w:t xml:space="preserve">User cancels</w:t>
+      </w:r>
+      <w:r>
+        <w:t xml:space="preserve">: Dialog closes, stays on current page</w:t>
+      </w:r>
+    </w:p>
     <w:p>
       <w:r>
         <w:pict>
@@ -4445,14 +5621,15 @@
         </w:pict>
       </w:r>
     </w:p>
-    <w:bookmarkEnd w:id="50"/>
-    <w:bookmarkStart w:id="51" w:name="file-search"/>
+    <w:bookmarkEnd w:id="61"/>
+    <w:bookmarkEnd w:id="62"/>
+    <w:bookmarkStart w:id="63" w:name="file-search"/>
     <w:p>
       <w:pPr>
         <w:pStyle w:val="Heading2"/>
       </w:pPr>
       <w:r>
-        <w:t xml:space="preserve">11. File Search</w:t>
+        <w:t xml:space="preserve">12. File Search</w:t>
       </w:r>
     </w:p>
     <w:p>
@@ -4560,14 +5737,14 @@
         </w:pict>
       </w:r>
     </w:p>
-    <w:bookmarkEnd w:id="51"/>
-    <w:bookmarkStart w:id="52" w:name="all-done-pages-unified-pattern"/>
+    <w:bookmarkEnd w:id="63"/>
+    <w:bookmarkStart w:id="64" w:name="all-done-pages-unified-pattern"/>
     <w:p>
       <w:pPr>
         <w:pStyle w:val="Heading2"/>
       </w:pPr>
       <w:r>
-        <w:t xml:space="preserve">12. All Done Pages — Unified Pattern</w:t>
+        <w:t xml:space="preserve">13. All Done Pages — Unified Pattern</w:t>
       </w:r>
     </w:p>
     <w:p>
@@ -4583,7 +5760,7 @@
         <w:pStyle w:val="Compact"/>
         <w:numPr>
           <w:ilvl w:val="0"/>
-          <w:numId w:val="1026"/>
+          <w:numId w:val="1030"/>
         </w:numPr>
       </w:pPr>
       <w:r>
@@ -4640,7 +5817,7 @@
         <w:pStyle w:val="Compact"/>
         <w:numPr>
           <w:ilvl w:val="0"/>
-          <w:numId w:val="1026"/>
+          <w:numId w:val="1030"/>
         </w:numPr>
       </w:pPr>
       <w:r>
@@ -4652,7 +5829,7 @@
         <w:pStyle w:val="Compact"/>
         <w:numPr>
           <w:ilvl w:val="0"/>
-          <w:numId w:val="1026"/>
+          <w:numId w:val="1030"/>
         </w:numPr>
       </w:pPr>
       <w:r>
@@ -4664,7 +5841,7 @@
         <w:pStyle w:val="Compact"/>
         <w:numPr>
           <w:ilvl w:val="0"/>
-          <w:numId w:val="1026"/>
+          <w:numId w:val="1030"/>
         </w:numPr>
       </w:pPr>
       <w:r>
@@ -4676,7 +5853,7 @@
         <w:pStyle w:val="Compact"/>
         <w:numPr>
           <w:ilvl w:val="0"/>
-          <w:numId w:val="1026"/>
+          <w:numId w:val="1030"/>
         </w:numPr>
       </w:pPr>
       <w:r>
@@ -4688,7 +5865,7 @@
         <w:pStyle w:val="Compact"/>
         <w:numPr>
           <w:ilvl w:val="0"/>
-          <w:numId w:val="1026"/>
+          <w:numId w:val="1030"/>
         </w:numPr>
       </w:pPr>
       <w:r>
@@ -4700,7 +5877,7 @@
         <w:pStyle w:val="Compact"/>
         <w:numPr>
           <w:ilvl w:val="0"/>
-          <w:numId w:val="1026"/>
+          <w:numId w:val="1030"/>
         </w:numPr>
       </w:pPr>
       <w:r>
@@ -4722,7 +5899,7 @@
         <w:pStyle w:val="Compact"/>
         <w:numPr>
           <w:ilvl w:val="0"/>
-          <w:numId w:val="1026"/>
+          <w:numId w:val="1030"/>
         </w:numPr>
       </w:pPr>
       <w:r>
@@ -4744,7 +5921,7 @@
         <w:pStyle w:val="Compact"/>
         <w:numPr>
           <w:ilvl w:val="0"/>
-          <w:numId w:val="1026"/>
+          <w:numId w:val="1030"/>
         </w:numPr>
       </w:pPr>
       <w:r>
@@ -4758,8 +5935,8 @@
         </w:pict>
       </w:r>
     </w:p>
-    <w:bookmarkEnd w:id="52"/>
-    <w:bookmarkStart w:id="53" w:name="key-differences-from-original-prd"/>
+    <w:bookmarkEnd w:id="64"/>
+    <w:bookmarkStart w:id="65" w:name="key-differences-from-original-prd"/>
     <w:p>
       <w:pPr>
         <w:pStyle w:val="Heading2"/>
@@ -4773,7 +5950,7 @@
         <w:pStyle w:val="Compact"/>
         <w:numPr>
           <w:ilvl w:val="0"/>
-          <w:numId w:val="1027"/>
+          <w:numId w:val="1031"/>
         </w:numPr>
       </w:pPr>
       <w:r>
@@ -4804,7 +5981,7 @@
         <w:pStyle w:val="Compact"/>
         <w:numPr>
           <w:ilvl w:val="0"/>
-          <w:numId w:val="1027"/>
+          <w:numId w:val="1031"/>
         </w:numPr>
       </w:pPr>
       <w:r>
@@ -4823,7 +6000,7 @@
         <w:pStyle w:val="Compact"/>
         <w:numPr>
           <w:ilvl w:val="0"/>
-          <w:numId w:val="1027"/>
+          <w:numId w:val="1031"/>
         </w:numPr>
       </w:pPr>
       <w:r>
@@ -4842,7 +6019,7 @@
         <w:pStyle w:val="Compact"/>
         <w:numPr>
           <w:ilvl w:val="0"/>
-          <w:numId w:val="1027"/>
+          <w:numId w:val="1031"/>
         </w:numPr>
       </w:pPr>
       <w:r>
@@ -4853,15 +6030,36 @@
         <w:t xml:space="preserve">ID Card Scan</w:t>
       </w:r>
       <w:r>
-        <w:t xml:space="preserve">: Privacy notice is a dialog overlay (not a separate page). Edit page supports left/right swipe between front/back. Retake only re-captures single image.</w:t>
-      </w:r>
-    </w:p>
-    <w:p>
-      <w:pPr>
-        <w:pStyle w:val="Compact"/>
-        <w:numPr>
-          <w:ilvl w:val="0"/>
-          <w:numId w:val="1027"/>
+        <w:t xml:space="preserve">: First page renamed to</w:t>
+      </w:r>
+      <w:r>
+        <w:t xml:space="preserve"> </w:t>
+      </w:r>
+      <w:r>
+        <w:t xml:space="preserve">“Mode Select”</w:t>
+      </w:r>
+      <w:r>
+        <w:t xml:space="preserve"> </w:t>
+      </w:r>
+      <w:r>
+        <w:t xml:space="preserve">(not</w:t>
+      </w:r>
+      <w:r>
+        <w:t xml:space="preserve"> </w:t>
+      </w:r>
+      <w:r>
+        <w:t xml:space="preserve">“Guide”</w:t>
+      </w:r>
+      <w:r>
+        <w:t xml:space="preserve">). Privacy notice is a dialog overlay. Album button opens a 2-image picker for ID Card/Passport modes (must select exactly 2). Back from capture with front captured shows discard dialog. Edit page supports left/right swipe. Retake only re-captures single image.</w:t>
+      </w:r>
+    </w:p>
+    <w:p>
+      <w:pPr>
+        <w:pStyle w:val="Compact"/>
+        <w:numPr>
+          <w:ilvl w:val="0"/>
+          <w:numId w:val="1031"/>
         </w:numPr>
       </w:pPr>
       <w:r>
@@ -4892,7 +6090,7 @@
         <w:pStyle w:val="Compact"/>
         <w:numPr>
           <w:ilvl w:val="0"/>
-          <w:numId w:val="1027"/>
+          <w:numId w:val="1031"/>
         </w:numPr>
       </w:pPr>
       <w:r>
@@ -4911,7 +6109,7 @@
         <w:pStyle w:val="Compact"/>
         <w:numPr>
           <w:ilvl w:val="0"/>
-          <w:numId w:val="1027"/>
+          <w:numId w:val="1031"/>
         </w:numPr>
       </w:pPr>
       <w:r>
@@ -4930,7 +6128,7 @@
         <w:pStyle w:val="Compact"/>
         <w:numPr>
           <w:ilvl w:val="0"/>
-          <w:numId w:val="1027"/>
+          <w:numId w:val="1031"/>
         </w:numPr>
       </w:pPr>
       <w:r>
@@ -4944,8 +6142,8 @@
         <w:t xml:space="preserve">: All unified with thumbnail preview, descriptive titles, Share (primary) / Open (secondary) pattern.</w:t>
       </w:r>
     </w:p>
-    <w:bookmarkEnd w:id="53"/>
-    <w:bookmarkEnd w:id="54"/>
+    <w:bookmarkEnd w:id="65"/>
+    <w:bookmarkEnd w:id="66"/>
     <w:sectPr>
       <w:footnotePr>
         <w:numRestart w:val="eachSect"/>
@@ -5326,6 +6524,18 @@
     <w:abstractNumId w:val="991"/>
   </w:num>
   <w:num w:numId="1027">
+    <w:abstractNumId w:val="991"/>
+  </w:num>
+  <w:num w:numId="1028">
+    <w:abstractNumId w:val="991"/>
+  </w:num>
+  <w:num w:numId="1029">
+    <w:abstractNumId w:val="991"/>
+  </w:num>
+  <w:num w:numId="1030">
+    <w:abstractNumId w:val="991"/>
+  </w:num>
+  <w:num w:numId="1031">
     <w:abstractNumId w:val="99411"/>
     <w:lvlOverride w:ilvl="0">
       <w:startOverride w:val="1"/>
